--- a/video-film-editing/output/05 3.3b Nota Pembelajaran (Kertas Penerangan)/Core Abilities L1-L3 (format JPK)/KP-CA-41 KP5.1 WORK ASSET MANAGEMENT (Pengurusan Aset K (IT-072).docx
+++ b/video-film-editing/output/05 3.3b Nota Pembelajaran (Kertas Penerangan)/Core Abilities L1-L3 (format JPK)/KP-CA-41 KP5.1 WORK ASSET MANAGEMENT (Pengurusan Aset K (IT-072).docx
@@ -2,377 +2,10 @@
 <file path=word/document.xml><?xml version="1.0" encoding="utf-8"?>
 <w:document xmlns:wpc="http://schemas.microsoft.com/office/word/2010/wordprocessingCanvas" xmlns:mo="http://schemas.microsoft.com/office/mac/office/2008/main" xmlns:mc="http://schemas.openxmlformats.org/markup-compatibility/2006" xmlns:mv="urn:schemas-microsoft-com:mac:vml" xmlns:o="urn:schemas-microsoft-com:office:office" xmlns:r="http://schemas.openxmlformats.org/officeDocument/2006/relationships" xmlns:m="http://schemas.openxmlformats.org/officeDocument/2006/math" xmlns:v="urn:schemas-microsoft-com:vml" xmlns:wp14="http://schemas.microsoft.com/office/word/2010/wordprocessingDrawing" xmlns:wp="http://schemas.openxmlformats.org/drawingml/2006/wordprocessingDrawing" xmlns:w10="urn:schemas-microsoft-com:office:word" xmlns:w="http://schemas.openxmlformats.org/wordprocessingml/2006/main" xmlns:w14="http://schemas.microsoft.com/office/word/2010/wordml" xmlns:wpg="http://schemas.microsoft.com/office/word/2010/wordprocessingGroup" xmlns:wpi="http://schemas.microsoft.com/office/word/2010/wordprocessingInk" xmlns:wne="http://schemas.microsoft.com/office/word/2006/wordml" xmlns:wps="http://schemas.microsoft.com/office/word/2010/wordprocessingShape" mc:Ignorable="w14 wp14">
   <w:body>
-    <w:p>
-      <w:r>
-        <w:rPr>
-          <w:rFonts w:ascii="Arial" w:hAnsi="Arial"/>
-          <w:b/>
-          <w:sz w:val="24"/>
-        </w:rPr>
-        <w:t>TAJUK</w:t>
-      </w:r>
-      <w:r>
-        <w:rPr>
-          <w:rFonts w:ascii="Arial" w:hAnsi="Arial"/>
-          <w:b/>
-          <w:sz w:val="24"/>
-        </w:rPr>
-        <w:t>/</w:t>
-      </w:r>
-      <w:r>
-        <w:rPr>
-          <w:rFonts w:ascii="Arial" w:hAnsi="Arial"/>
-          <w:b/>
-          <w:i/>
-          <w:sz w:val="24"/>
-        </w:rPr>
-        <w:t>TITLE</w:t>
-      </w:r>
-      <w:r>
-        <w:rPr>
-          <w:rFonts w:ascii="Arial" w:hAnsi="Arial"/>
-          <w:b/>
-          <w:sz w:val="24"/>
-        </w:rPr>
-        <w:t>:</w:t>
-      </w:r>
-      <w:r>
-        <w:t xml:space="preserve">  </w:t>
-      </w:r>
-      <w:r>
-        <w:rPr>
-          <w:rFonts w:ascii="Arial" w:hAnsi="Arial"/>
-          <w:b/>
-          <w:sz w:val="24"/>
-        </w:rPr>
-        <w:t>WORK ASSET MANAGEMENT (Pengurusan Aset Kerja)</w:t>
-      </w:r>
-    </w:p>
-    <w:p/>
-    <w:p>
-      <w:r>
-        <w:rPr>
-          <w:rFonts w:ascii="Arial" w:hAnsi="Arial"/>
-          <w:b/>
-          <w:sz w:val="24"/>
-        </w:rPr>
-        <w:t>TUJUAN</w:t>
-      </w:r>
-      <w:r>
-        <w:rPr>
-          <w:rFonts w:ascii="Arial" w:hAnsi="Arial"/>
-          <w:b/>
-          <w:sz w:val="24"/>
-        </w:rPr>
-        <w:t>/</w:t>
-      </w:r>
-      <w:r>
-        <w:rPr>
-          <w:rFonts w:ascii="Arial" w:hAnsi="Arial"/>
-          <w:b/>
-          <w:i/>
-          <w:sz w:val="24"/>
-        </w:rPr>
-        <w:t>PURPOSE</w:t>
-      </w:r>
-      <w:r>
-        <w:rPr>
-          <w:rFonts w:ascii="Arial" w:hAnsi="Arial"/>
-          <w:b/>
-          <w:sz w:val="24"/>
-        </w:rPr>
-        <w:t>:</w:t>
-      </w:r>
-    </w:p>
-    <w:p/>
-    <w:p>
-      <w:pPr>
-        <w:spacing w:after="160"/>
-      </w:pPr>
-      <w:r>
-        <w:rPr>
-          <w:rFonts w:ascii="Arial" w:hAnsi="Arial"/>
-          <w:b w:val="0"/>
-          <w:i w:val="0"/>
-          <w:sz w:val="22"/>
-        </w:rPr>
-        <w:t>Individu yang kompeten dalam CA ini mesti mampu menyedari penggunaan aset kerja. Selepas melengkapkan unit kebolehan ini, peserta akan mampu: 1) Menyedari penggunaan aset; 2) Berunding untuk penerimaan dan penghantaran; 3) Melaksanakan amalan sumber manusia.</w:t>
-      </w:r>
-    </w:p>
-    <w:p>
-      <w:r>
-        <w:rPr>
-          <w:rFonts w:ascii="Arial" w:hAnsi="Arial"/>
-          <w:b/>
-          <w:sz w:val="24"/>
-        </w:rPr>
-        <w:t>PENERANGAN</w:t>
-      </w:r>
-      <w:r>
-        <w:rPr>
-          <w:rFonts w:ascii="Arial" w:hAnsi="Arial"/>
-          <w:b/>
-          <w:sz w:val="24"/>
-        </w:rPr>
-        <w:t>/</w:t>
-      </w:r>
-      <w:r>
-        <w:rPr>
-          <w:rFonts w:ascii="Arial" w:hAnsi="Arial"/>
-          <w:b/>
-          <w:i/>
-          <w:sz w:val="24"/>
-        </w:rPr>
-        <w:t>INFORMATION</w:t>
-      </w:r>
-      <w:r>
-        <w:rPr>
-          <w:rFonts w:ascii="Arial" w:hAnsi="Arial"/>
-          <w:b/>
-          <w:sz w:val="24"/>
-        </w:rPr>
-        <w:t>:</w:t>
-      </w:r>
-    </w:p>
-    <w:p/>
-    <w:p>
-      <w:pPr>
-        <w:spacing w:before="200"/>
-      </w:pPr>
-      <w:r>
-        <w:rPr>
-          <w:rFonts w:ascii="Arial" w:hAnsi="Arial"/>
-          <w:b/>
-          <w:i w:val="0"/>
-          <w:sz w:val="24"/>
-        </w:rPr>
-        <w:t>1. ASSETS (Aset)</w:t>
-      </w:r>
-    </w:p>
-    <w:p>
-      <w:pPr>
-        <w:spacing w:after="160"/>
-      </w:pPr>
-      <w:r>
-        <w:rPr>
-          <w:rFonts w:ascii="Arial" w:hAnsi="Arial"/>
-          <w:b w:val="0"/>
-          <w:i w:val="0"/>
-          <w:sz w:val="22"/>
-        </w:rPr>
-        <w:t>#### 1.1 Definition (Definisi)</w:t>
-      </w:r>
-    </w:p>
-    <w:p>
-      <w:pPr>
-        <w:spacing w:after="160"/>
-      </w:pPr>
-      <w:r>
-        <w:rPr>
-          <w:rFonts w:ascii="Arial" w:hAnsi="Arial"/>
-          <w:b w:val="0"/>
-          <w:i w:val="0"/>
-          <w:sz w:val="22"/>
-        </w:rPr>
-        <w:t>Aset ialah sumber yang dikawal oleh entiti hasil daripada peristiwa lampau, yang akan memberi manfaat ekonomi masa depan kepada entiti tersebut (Rangka Kerja IASB).</w:t>
-      </w:r>
-    </w:p>
-    <w:p>
-      <w:pPr>
-        <w:spacing w:after="160"/>
-      </w:pPr>
-      <w:r>
-        <w:rPr>
-          <w:rFonts w:ascii="Arial" w:hAnsi="Arial"/>
-          <w:b w:val="0"/>
-          <w:i w:val="0"/>
-          <w:sz w:val="22"/>
-        </w:rPr>
-        <w:t>#### 1.2 Explanation (Penjelasan)</w:t>
-      </w:r>
-    </w:p>
-    <w:p>
-      <w:pPr>
-        <w:spacing w:after="160"/>
-      </w:pPr>
-      <w:r>
-        <w:rPr>
-          <w:rFonts w:ascii="Arial" w:hAnsi="Arial"/>
-          <w:b w:val="0"/>
-          <w:i w:val="0"/>
-          <w:sz w:val="22"/>
-        </w:rPr>
-        <w:t>Secara ringkas, aset ialah sesuatu yang dimiliki atau dikawal oleh sesebuah perniagaan untuk mendapat manfaat daripada penggunaannya. Ia mungkin sesuatu yang secara langsung menjana pendapatan (contohnya mesin, inventori) atau sesuatu yang menyokong operasi utama organisasi (contohnya bangunan pejabat).</w:t>
-      </w:r>
-    </w:p>
-    <w:p>
-      <w:pPr>
-        <w:spacing w:after="160"/>
-      </w:pPr>
-      <w:r>
-        <w:rPr>
-          <w:rFonts w:ascii="Arial" w:hAnsi="Arial"/>
-          <w:b w:val="0"/>
-          <w:i/>
-          <w:sz w:val="22"/>
-        </w:rPr>
-        <w:t>Contoh studio penyuntingan video:</w:t>
-      </w:r>
-      <w:r>
-        <w:rPr>
-          <w:rFonts w:ascii="Arial" w:hAnsi="Arial"/>
-          <w:b w:val="0"/>
-          <w:i w:val="0"/>
-          <w:sz w:val="22"/>
-        </w:rPr>
-        <w:t xml:space="preserve"> stesen kerja editan (</w:t>
-      </w:r>
-      <w:r>
-        <w:rPr>
-          <w:rFonts w:ascii="Arial" w:hAnsi="Arial"/>
-          <w:b w:val="0"/>
-          <w:i/>
-          <w:sz w:val="22"/>
-        </w:rPr>
-        <w:t>edit workstation</w:t>
-      </w:r>
-      <w:r>
-        <w:rPr>
-          <w:rFonts w:ascii="Arial" w:hAnsi="Arial"/>
-          <w:b w:val="0"/>
-          <w:i w:val="0"/>
-          <w:sz w:val="22"/>
-        </w:rPr>
-        <w:t>), storan berpusat (</w:t>
-      </w:r>
-      <w:r>
-        <w:rPr>
-          <w:rFonts w:ascii="Arial" w:hAnsi="Arial"/>
-          <w:b w:val="0"/>
-          <w:i/>
-          <w:sz w:val="22"/>
-        </w:rPr>
-        <w:t>shared storage array</w:t>
-      </w:r>
-      <w:r>
-        <w:rPr>
-          <w:rFonts w:ascii="Arial" w:hAnsi="Arial"/>
-          <w:b w:val="0"/>
-          <w:i w:val="0"/>
-          <w:sz w:val="22"/>
-        </w:rPr>
-        <w:t>), kamera dan lensa produksi, serta lesen perisian (Adobe Premiere Pro, DaVinci Resolve, Avid) adalah aset yang secara langsung menyokong penghasilan video untuk klien.</w:t>
-      </w:r>
-    </w:p>
-    <w:p>
-      <w:pPr>
-        <w:spacing w:after="160"/>
-      </w:pPr>
-      <w:r>
-        <w:rPr>
-          <w:rFonts w:ascii="Arial" w:hAnsi="Arial"/>
-          <w:b w:val="0"/>
-          <w:i w:val="0"/>
-          <w:sz w:val="22"/>
-        </w:rPr>
-        <w:t>#### 1.3 Classification (Klasifikasi)</w:t>
-      </w:r>
-    </w:p>
-    <w:p>
-      <w:pPr>
-        <w:spacing w:after="160"/>
-      </w:pPr>
-      <w:r>
-        <w:rPr>
-          <w:rFonts w:ascii="Arial" w:hAnsi="Arial"/>
-          <w:b w:val="0"/>
-          <w:i w:val="0"/>
-          <w:sz w:val="22"/>
-        </w:rPr>
-        <w:t>Aset boleh diklasifikasikan kepada Semasa (</w:t>
-      </w:r>
-      <w:r>
-        <w:rPr>
-          <w:rFonts w:ascii="Arial" w:hAnsi="Arial"/>
-          <w:b w:val="0"/>
-          <w:i/>
-          <w:sz w:val="22"/>
-        </w:rPr>
-        <w:t>Current</w:t>
-      </w:r>
-      <w:r>
-        <w:rPr>
-          <w:rFonts w:ascii="Arial" w:hAnsi="Arial"/>
-          <w:b w:val="0"/>
-          <w:i w:val="0"/>
-          <w:sz w:val="22"/>
-        </w:rPr>
-        <w:t>) dan Bukan Semasa (</w:t>
-      </w:r>
-      <w:r>
-        <w:rPr>
-          <w:rFonts w:ascii="Arial" w:hAnsi="Arial"/>
-          <w:b w:val="0"/>
-          <w:i/>
-          <w:sz w:val="22"/>
-        </w:rPr>
-        <w:t>Non-Current</w:t>
-      </w:r>
-      <w:r>
-        <w:rPr>
-          <w:rFonts w:ascii="Arial" w:hAnsi="Arial"/>
-          <w:b w:val="0"/>
-          <w:i w:val="0"/>
-          <w:sz w:val="22"/>
-        </w:rPr>
-        <w:t>), berdasarkan tempoh masa manfaat ekonomi aset itu mengalir kepada entiti.</w:t>
-      </w:r>
-    </w:p>
-    <w:p>
-      <w:pPr>
-        <w:spacing w:after="160"/>
-      </w:pPr>
-      <w:r>
-        <w:rPr>
-          <w:rFonts w:ascii="Arial" w:hAnsi="Arial"/>
-          <w:b w:val="0"/>
-          <w:i w:val="0"/>
-          <w:sz w:val="22"/>
-        </w:rPr>
-        <w:t>i) Aset Semasa ialah aset yang dijangka digunakan dalam tempoh satu tahun daripada tarikh pelaporan.</w:t>
-      </w:r>
-    </w:p>
-    <w:p>
-      <w:pPr>
-        <w:spacing w:after="160"/>
-      </w:pPr>
-      <w:r>
-        <w:rPr>
-          <w:rFonts w:ascii="Arial" w:hAnsi="Arial"/>
-          <w:b w:val="0"/>
-          <w:i w:val="0"/>
-          <w:sz w:val="22"/>
-        </w:rPr>
-        <w:t>ii) Aset Bukan Semasa ialah aset yang manfaatnya dijangka melebihi satu tahun daripada tarikh pelaporan.</w:t>
-      </w:r>
-    </w:p>
-    <w:p>
-      <w:pPr>
-        <w:spacing w:after="160"/>
-      </w:pPr>
-      <w:r>
-        <w:rPr>
-          <w:rFonts w:ascii="Arial" w:hAnsi="Arial"/>
-          <w:b w:val="0"/>
-          <w:i w:val="0"/>
-          <w:sz w:val="22"/>
-        </w:rPr>
-        <w:t>#### 1.4 Types and Examples (Jenis Dan Contoh)</w:t>
-      </w:r>
-    </w:p>
     <w:tbl>
       <w:tblPr>
         <w:tblW w:type="auto" w:w="0"/>
+        <w:jc w:val="center"/>
         <w:tblLook w:firstColumn="1" w:firstRow="1" w:lastColumn="0" w:lastRow="0" w:noHBand="0" w:noVBand="1" w:val="04A0"/>
         <w:tblBorders>
           <w:top w:val="single" w:sz="4" w:space="0" w:color="000000"/>
@@ -391,7 +24,211 @@
       <w:tr>
         <w:tc>
           <w:tcPr>
-            <w:tcW w:type="dxa" w:w="3213"/>
+            <w:tcW w:type="dxa" w:w="2551"/>
+            <w:vAlign w:val="center"/>
+            <w:tcMar>
+              <w:top w:w="40" w:type="dxa"/>
+              <w:bottom w:w="40" w:type="dxa"/>
+              <w:start w:w="80" w:type="dxa"/>
+              <w:end w:w="80" w:type="dxa"/>
+            </w:tcMar>
+          </w:tcPr>
+          <w:p>
+            <w:pPr>
+              <w:jc w:val="left"/>
+            </w:pPr>
+            <w:r>
+              <w:drawing>
+                <wp:inline xmlns:a="http://schemas.openxmlformats.org/drawingml/2006/main" xmlns:pic="http://schemas.openxmlformats.org/drawingml/2006/picture">
+                  <wp:extent cx="885785" cy="1404000"/>
+                  <wp:docPr id="1" name="Picture 1"/>
+                  <wp:cNvGraphicFramePr>
+                    <a:graphicFrameLocks noChangeAspect="1"/>
+                  </wp:cNvGraphicFramePr>
+                  <a:graphic>
+                    <a:graphicData uri="http://schemas.openxmlformats.org/drawingml/2006/picture">
+                      <pic:pic>
+                        <pic:nvPicPr>
+                          <pic:cNvPr id="0" name="jpk-logo-official.png"/>
+                          <pic:cNvPicPr/>
+                        </pic:nvPicPr>
+                        <pic:blipFill>
+                          <a:blip r:embed="rId13"/>
+                          <a:stretch>
+                            <a:fillRect/>
+                          </a:stretch>
+                        </pic:blipFill>
+                        <pic:spPr>
+                          <a:xfrm>
+                            <a:off x="0" y="0"/>
+                            <a:ext cx="885785" cy="1404000"/>
+                          </a:xfrm>
+                          <a:prstGeom prst="rect"/>
+                        </pic:spPr>
+                      </pic:pic>
+                    </a:graphicData>
+                  </a:graphic>
+                </wp:inline>
+              </w:drawing>
+            </w:r>
+          </w:p>
+        </w:tc>
+        <w:tc>
+          <w:tcPr>
+            <w:tcW w:type="dxa" w:w="2268"/>
+            <w:gridSpan w:val="2"/>
+            <w:tcMar>
+              <w:top w:w="40" w:type="dxa"/>
+              <w:bottom w:w="40" w:type="dxa"/>
+              <w:start w:w="80" w:type="dxa"/>
+              <w:end w:w="80" w:type="dxa"/>
+            </w:tcMar>
+            <w:tcMar>
+              <w:top w:w="40" w:type="dxa"/>
+              <w:bottom w:w="40" w:type="dxa"/>
+              <w:start w:w="80" w:type="dxa"/>
+              <w:end w:w="80" w:type="dxa"/>
+            </w:tcMar>
+          </w:tcPr>
+          <w:p>
+            <w:r/>
+            <w:r>
+              <w:rPr>
+                <w:rFonts w:ascii="Arial" w:hAnsi="Arial"/>
+                <w:b/>
+                <w:sz w:val="22"/>
+              </w:rPr>
+              <w:t>JABATAN PEMBANGUNAN KEMAHIRAN</w:t>
+            </w:r>
+          </w:p>
+          <w:p>
+            <w:r>
+              <w:rPr>
+                <w:rFonts w:ascii="Arial" w:hAnsi="Arial"/>
+                <w:b/>
+                <w:sz w:val="22"/>
+              </w:rPr>
+              <w:t>KEMENTERIAN SUMBER MANUSIA</w:t>
+            </w:r>
+          </w:p>
+          <w:p>
+            <w:r>
+              <w:rPr>
+                <w:rFonts w:ascii="Arial" w:hAnsi="Arial"/>
+                <w:b/>
+                <w:sz w:val="22"/>
+              </w:rPr>
+              <w:t>ARAS 7 &amp; 8 BLOK D4, KOMPLEK D</w:t>
+            </w:r>
+          </w:p>
+          <w:p>
+            <w:r>
+              <w:rPr>
+                <w:rFonts w:ascii="Arial" w:hAnsi="Arial"/>
+                <w:b/>
+                <w:sz w:val="22"/>
+              </w:rPr>
+              <w:t>PUSAT PENTADBIRAN KERAJAAN PERSEKUTUAN</w:t>
+            </w:r>
+          </w:p>
+          <w:p>
+            <w:r>
+              <w:rPr>
+                <w:rFonts w:ascii="Arial" w:hAnsi="Arial"/>
+                <w:b/>
+                <w:sz w:val="22"/>
+              </w:rPr>
+              <w:t>62530 PUTRAJAYA</w:t>
+            </w:r>
+          </w:p>
+          <w:p/>
+          <w:p>
+            <w:r>
+              <w:rPr>
+                <w:rFonts w:ascii="Arial" w:hAnsi="Arial"/>
+                <w:b/>
+                <w:sz w:val="40"/>
+              </w:rPr>
+              <w:t>KERTAS PENERANGAN</w:t>
+            </w:r>
+          </w:p>
+          <w:p>
+            <w:r>
+              <w:rPr>
+                <w:rFonts w:ascii="Arial" w:hAnsi="Arial"/>
+                <w:b/>
+                <w:sz w:val="24"/>
+              </w:rPr>
+              <w:t>(</w:t>
+            </w:r>
+            <w:r>
+              <w:rPr>
+                <w:rFonts w:ascii="Arial" w:hAnsi="Arial"/>
+                <w:b/>
+                <w:i/>
+                <w:sz w:val="24"/>
+              </w:rPr>
+              <w:t>INFORMATION SHEET</w:t>
+            </w:r>
+            <w:r>
+              <w:rPr>
+                <w:rFonts w:ascii="Arial" w:hAnsi="Arial"/>
+                <w:b/>
+                <w:sz w:val="24"/>
+              </w:rPr>
+              <w:t>)</w:t>
+            </w:r>
+          </w:p>
+        </w:tc>
+      </w:tr>
+      <w:tr>
+        <w:tc>
+          <w:tcPr>
+            <w:tcW w:type="dxa" w:w="2551"/>
+            <w:tcMar>
+              <w:top w:w="40" w:type="dxa"/>
+              <w:bottom w:w="40" w:type="dxa"/>
+              <w:start w:w="80" w:type="dxa"/>
+              <w:end w:w="80" w:type="dxa"/>
+            </w:tcMar>
+          </w:tcPr>
+          <w:p>
+            <w:r/>
+            <w:r>
+              <w:rPr>
+                <w:rFonts w:ascii="Arial" w:hAnsi="Arial"/>
+                <w:b/>
+                <w:sz w:val="22"/>
+              </w:rPr>
+              <w:t xml:space="preserve">KOD DAN NAMA PROGRAM / </w:t>
+            </w:r>
+            <w:r>
+              <w:rPr>
+                <w:rFonts w:ascii="Arial" w:hAnsi="Arial"/>
+                <w:b/>
+                <w:i/>
+                <w:sz w:val="22"/>
+              </w:rPr>
+              <w:t>PROGRAM'S CODE AND NAME</w:t>
+            </w:r>
+          </w:p>
+        </w:tc>
+        <w:tc>
+          <w:tcPr>
+            <w:tcW w:type="dxa" w:w="2268"/>
+            <w:gridSpan w:val="2"/>
+            <w:tcMar>
+              <w:top w:w="40" w:type="dxa"/>
+              <w:bottom w:w="40" w:type="dxa"/>
+              <w:start w:w="80" w:type="dxa"/>
+              <w:end w:w="80" w:type="dxa"/>
+            </w:tcMar>
+            <w:tcMar>
+              <w:top w:w="40" w:type="dxa"/>
+              <w:bottom w:w="40" w:type="dxa"/>
+              <w:start w:w="80" w:type="dxa"/>
+              <w:end w:w="80" w:type="dxa"/>
+            </w:tcMar>
           </w:tcPr>
           <w:p>
             <w:r/>
@@ -402,13 +239,59 @@
                 <w:i w:val="0"/>
                 <w:sz w:val="22"/>
               </w:rPr>
-              <w:t>Aset</w:t>
+              <w:t>Z-009-3:2015 CORE ABILITIES (untuk program IT-072-3:2012 VIDEO / FILM (EDITING))</w:t>
+            </w:r>
+          </w:p>
+        </w:tc>
+      </w:tr>
+      <w:tr>
+        <w:tc>
+          <w:tcPr>
+            <w:tcW w:type="dxa" w:w="2551"/>
+            <w:tcMar>
+              <w:top w:w="40" w:type="dxa"/>
+              <w:bottom w:w="40" w:type="dxa"/>
+              <w:start w:w="80" w:type="dxa"/>
+              <w:end w:w="80" w:type="dxa"/>
+            </w:tcMar>
+          </w:tcPr>
+          <w:p>
+            <w:r/>
+            <w:r>
+              <w:rPr>
+                <w:rFonts w:ascii="Arial" w:hAnsi="Arial"/>
+                <w:b/>
+                <w:sz w:val="22"/>
+              </w:rPr>
+              <w:t xml:space="preserve">TAHAP / </w:t>
+            </w:r>
+            <w:r>
+              <w:rPr>
+                <w:rFonts w:ascii="Arial" w:hAnsi="Arial"/>
+                <w:b/>
+                <w:i/>
+                <w:sz w:val="22"/>
+              </w:rPr>
+              <w:t>LEVEL</w:t>
             </w:r>
           </w:p>
         </w:tc>
         <w:tc>
           <w:tcPr>
-            <w:tcW w:type="dxa" w:w="3213"/>
+            <w:tcW w:type="dxa" w:w="2268"/>
+            <w:gridSpan w:val="2"/>
+            <w:tcMar>
+              <w:top w:w="40" w:type="dxa"/>
+              <w:bottom w:w="40" w:type="dxa"/>
+              <w:start w:w="80" w:type="dxa"/>
+              <w:end w:w="80" w:type="dxa"/>
+            </w:tcMar>
+            <w:tcMar>
+              <w:top w:w="40" w:type="dxa"/>
+              <w:bottom w:w="40" w:type="dxa"/>
+              <w:start w:w="80" w:type="dxa"/>
+              <w:end w:w="80" w:type="dxa"/>
+            </w:tcMar>
           </w:tcPr>
           <w:p>
             <w:r/>
@@ -419,13 +302,59 @@
                 <w:i w:val="0"/>
                 <w:sz w:val="22"/>
               </w:rPr>
-              <w:t>Klasifikasi</w:t>
+              <w:t>3</w:t>
+            </w:r>
+          </w:p>
+        </w:tc>
+      </w:tr>
+      <w:tr>
+        <w:tc>
+          <w:tcPr>
+            <w:tcW w:type="dxa" w:w="2551"/>
+            <w:tcMar>
+              <w:top w:w="40" w:type="dxa"/>
+              <w:bottom w:w="40" w:type="dxa"/>
+              <w:start w:w="80" w:type="dxa"/>
+              <w:end w:w="80" w:type="dxa"/>
+            </w:tcMar>
+          </w:tcPr>
+          <w:p>
+            <w:r/>
+            <w:r>
+              <w:rPr>
+                <w:rFonts w:ascii="Arial" w:hAnsi="Arial"/>
+                <w:b/>
+                <w:sz w:val="22"/>
+              </w:rPr>
+              <w:t xml:space="preserve">NO. DAN TAJUK KEBOLEHAN TERAS / </w:t>
+            </w:r>
+            <w:r>
+              <w:rPr>
+                <w:rFonts w:ascii="Arial" w:hAnsi="Arial"/>
+                <w:b/>
+                <w:i/>
+                <w:sz w:val="22"/>
+              </w:rPr>
+              <w:t>CORE ABILITY NO. AND TITLE</w:t>
             </w:r>
           </w:p>
         </w:tc>
         <w:tc>
           <w:tcPr>
-            <w:tcW w:type="dxa" w:w="3213"/>
+            <w:tcW w:type="dxa" w:w="2268"/>
+            <w:gridSpan w:val="2"/>
+            <w:tcMar>
+              <w:top w:w="40" w:type="dxa"/>
+              <w:bottom w:w="40" w:type="dxa"/>
+              <w:start w:w="80" w:type="dxa"/>
+              <w:end w:w="80" w:type="dxa"/>
+            </w:tcMar>
+            <w:tcMar>
+              <w:top w:w="40" w:type="dxa"/>
+              <w:bottom w:w="40" w:type="dxa"/>
+              <w:start w:w="80" w:type="dxa"/>
+              <w:end w:w="80" w:type="dxa"/>
+            </w:tcMar>
           </w:tcPr>
           <w:p>
             <w:r/>
@@ -436,7 +365,7 @@
                 <w:i w:val="0"/>
                 <w:sz w:val="22"/>
               </w:rPr>
-              <w:t>Manfaat Ekonomi</w:t>
+              <w:t>CA05 ADMINISTRATIVE SKILL</w:t>
             </w:r>
           </w:p>
         </w:tc>
@@ -444,16 +373,797 @@
       <w:tr>
         <w:tc>
           <w:tcPr>
-            <w:tcW w:type="dxa" w:w="3213"/>
+            <w:tcW w:type="dxa" w:w="2551"/>
+            <w:tcMar>
+              <w:top w:w="40" w:type="dxa"/>
+              <w:bottom w:w="40" w:type="dxa"/>
+              <w:start w:w="80" w:type="dxa"/>
+              <w:end w:w="80" w:type="dxa"/>
+            </w:tcMar>
           </w:tcPr>
           <w:p>
             <w:r/>
             <w:r>
               <w:rPr>
                 <w:rFonts w:ascii="Arial" w:hAnsi="Arial"/>
+                <w:b/>
+                <w:sz w:val="22"/>
+              </w:rPr>
+              <w:t xml:space="preserve">NO. DAN PENYATAAN KEBOLEHAN / </w:t>
+            </w:r>
+            <w:r>
+              <w:rPr>
+                <w:rFonts w:ascii="Arial" w:hAnsi="Arial"/>
+                <w:b/>
+                <w:i/>
+                <w:sz w:val="22"/>
+              </w:rPr>
+              <w:t>ABILITY NO. AND STATEMENT</w:t>
+            </w:r>
+          </w:p>
+        </w:tc>
+        <w:tc>
+          <w:tcPr>
+            <w:tcW w:type="dxa" w:w="2268"/>
+            <w:gridSpan w:val="2"/>
+            <w:tcMar>
+              <w:top w:w="40" w:type="dxa"/>
+              <w:bottom w:w="40" w:type="dxa"/>
+              <w:start w:w="80" w:type="dxa"/>
+              <w:end w:w="80" w:type="dxa"/>
+            </w:tcMar>
+            <w:tcMar>
+              <w:top w:w="40" w:type="dxa"/>
+              <w:bottom w:w="40" w:type="dxa"/>
+              <w:start w:w="80" w:type="dxa"/>
+              <w:end w:w="80" w:type="dxa"/>
+            </w:tcMar>
+          </w:tcPr>
+          <w:p>
+            <w:r/>
+            <w:r>
+              <w:rPr>
+                <w:rFonts w:ascii="Arial" w:hAnsi="Arial"/>
+                <w:b/>
+                <w:i w:val="0"/>
+                <w:sz w:val="22"/>
+              </w:rPr>
+              <w:t>05.01 AWARE OF WORK ASSET USAGE / 05.02 NEGOTIATE ACCEPTANCE AND DELIVERY OF PRODUCTS AND/OR SERVICES / 05.03 IMPLEMENT WORK FORCE RESOURCES PRACTICES</w:t>
+            </w:r>
+          </w:p>
+        </w:tc>
+      </w:tr>
+      <w:tr>
+        <w:tc>
+          <w:tcPr>
+            <w:tcW w:type="dxa" w:w="2551"/>
+            <w:tcMar>
+              <w:top w:w="40" w:type="dxa"/>
+              <w:bottom w:w="40" w:type="dxa"/>
+              <w:start w:w="80" w:type="dxa"/>
+              <w:end w:w="80" w:type="dxa"/>
+            </w:tcMar>
+          </w:tcPr>
+          <w:p>
+            <w:r/>
+            <w:r>
+              <w:rPr>
+                <w:rFonts w:ascii="Arial" w:hAnsi="Arial"/>
+                <w:b/>
+                <w:sz w:val="22"/>
+              </w:rPr>
+              <w:t xml:space="preserve">NO. KOD / </w:t>
+            </w:r>
+            <w:r>
+              <w:rPr>
+                <w:rFonts w:ascii="Arial" w:hAnsi="Arial"/>
+                <w:b/>
+                <w:i/>
+                <w:sz w:val="22"/>
+              </w:rPr>
+              <w:t>CODE NO.</w:t>
+            </w:r>
+          </w:p>
+        </w:tc>
+        <w:tc>
+          <w:tcPr>
+            <w:tcW w:type="dxa" w:w="4819"/>
+            <w:tcMar>
+              <w:top w:w="40" w:type="dxa"/>
+              <w:bottom w:w="40" w:type="dxa"/>
+              <w:start w:w="80" w:type="dxa"/>
+              <w:end w:w="80" w:type="dxa"/>
+            </w:tcMar>
+          </w:tcPr>
+          <w:p>
+            <w:r/>
+            <w:r>
+              <w:rPr>
+                <w:rFonts w:ascii="Arial" w:hAnsi="Arial"/>
+                <w:b/>
+                <w:i w:val="0"/>
+                <w:sz w:val="22"/>
+              </w:rPr>
+              <w:t>Z-009-3:2015-M05/P(1/3)</w:t>
+            </w:r>
+          </w:p>
+        </w:tc>
+        <w:tc>
+          <w:tcPr>
+            <w:tcW w:type="dxa" w:w="2268"/>
+            <w:tcMar>
+              <w:top w:w="40" w:type="dxa"/>
+              <w:bottom w:w="40" w:type="dxa"/>
+              <w:start w:w="80" w:type="dxa"/>
+              <w:end w:w="80" w:type="dxa"/>
+            </w:tcMar>
+          </w:tcPr>
+          <w:p>
+            <w:r/>
+            <w:r>
+              <w:rPr>
+                <w:rFonts w:ascii="Arial" w:hAnsi="Arial"/>
+                <w:b/>
+                <w:sz w:val="22"/>
+              </w:rPr>
+              <w:t xml:space="preserve">Mukasurat / </w:t>
+            </w:r>
+            <w:r>
+              <w:rPr>
+                <w:rFonts w:ascii="Arial" w:hAnsi="Arial"/>
+                <w:b/>
+                <w:i/>
+                <w:sz w:val="22"/>
+              </w:rPr>
+              <w:t>Page</w:t>
+            </w:r>
+            <w:r>
+              <w:rPr>
+                <w:rFonts w:ascii="Arial" w:hAnsi="Arial"/>
+                <w:b/>
+                <w:sz w:val="22"/>
+              </w:rPr>
+              <w:t xml:space="preserve"> : </w:t>
+            </w:r>
+            <w:r>
+              <w:rPr>
+                <w:rFonts w:ascii="Arial" w:hAnsi="Arial"/>
+                <w:b/>
+                <w:sz w:val="22"/>
+              </w:rPr>
+              <w:fldChar w:fldCharType="begin"/>
+              <w:instrText xml:space="preserve">PAGE</w:instrText>
+              <w:fldChar w:fldCharType="separate"/>
+              <w:t>1</w:t>
+              <w:fldChar w:fldCharType="end"/>
+            </w:r>
+          </w:p>
+          <w:p>
+            <w:r>
+              <w:rPr>
+                <w:rFonts w:ascii="Arial" w:hAnsi="Arial"/>
+                <w:b/>
+                <w:sz w:val="22"/>
+              </w:rPr>
+              <w:t xml:space="preserve">Drpd / </w:t>
+            </w:r>
+            <w:r>
+              <w:rPr>
+                <w:rFonts w:ascii="Arial" w:hAnsi="Arial"/>
+                <w:b/>
+                <w:i/>
+                <w:sz w:val="22"/>
+              </w:rPr>
+              <w:t>of</w:t>
+            </w:r>
+            <w:r>
+              <w:rPr>
+                <w:rFonts w:ascii="Arial" w:hAnsi="Arial"/>
+                <w:b/>
+                <w:sz w:val="22"/>
+              </w:rPr>
+              <w:t xml:space="preserve"> : </w:t>
+            </w:r>
+            <w:r>
+              <w:rPr>
+                <w:rFonts w:ascii="Arial" w:hAnsi="Arial"/>
+                <w:b/>
+                <w:sz w:val="22"/>
+              </w:rPr>
+              <w:fldChar w:fldCharType="begin"/>
+              <w:instrText xml:space="preserve">NUMPAGES</w:instrText>
+              <w:fldChar w:fldCharType="separate"/>
+              <w:t>1</w:t>
+              <w:fldChar w:fldCharType="end"/>
+            </w:r>
+          </w:p>
+        </w:tc>
+      </w:tr>
+    </w:tbl>
+    <w:p/>
+    <w:p>
+      <w:pPr>
+        <w:spacing w:line="276" w:lineRule="auto" w:after="120"/>
+        <w:jc w:val="left"/>
+      </w:pPr>
+      <w:r>
+        <w:rPr>
+          <w:rFonts w:ascii="Arial" w:hAnsi="Arial" w:cs="Arial"/>
+          <w:b/>
+          <w:color w:val="000000"/>
+          <w:sz w:val="22"/>
+        </w:rPr>
+        <w:t>TAJUK</w:t>
+      </w:r>
+      <w:r>
+        <w:rPr>
+          <w:rFonts w:ascii="Arial" w:hAnsi="Arial" w:cs="Arial"/>
+          <w:b/>
+          <w:color w:val="000000"/>
+          <w:sz w:val="22"/>
+        </w:rPr>
+        <w:t>/</w:t>
+      </w:r>
+      <w:r>
+        <w:rPr>
+          <w:rFonts w:ascii="Arial" w:hAnsi="Arial" w:cs="Arial"/>
+          <w:b/>
+          <w:i/>
+          <w:color w:val="000000"/>
+          <w:sz w:val="22"/>
+        </w:rPr>
+        <w:t>TITLE</w:t>
+      </w:r>
+      <w:r>
+        <w:rPr>
+          <w:rFonts w:ascii="Arial" w:hAnsi="Arial" w:cs="Arial"/>
+          <w:b/>
+          <w:color w:val="000000"/>
+          <w:sz w:val="22"/>
+        </w:rPr>
+        <w:t>:</w:t>
+      </w:r>
+      <w:r>
+        <w:rPr>
+          <w:rFonts w:ascii="Arial" w:hAnsi="Arial" w:cs="Arial"/>
+          <w:color w:val="000000"/>
+          <w:sz w:val="22"/>
+        </w:rPr>
+        <w:t xml:space="preserve">  </w:t>
+      </w:r>
+      <w:r>
+        <w:rPr>
+          <w:rFonts w:ascii="Arial" w:hAnsi="Arial" w:cs="Arial"/>
+          <w:b/>
+          <w:i w:val="0"/>
+          <w:color w:val="000000"/>
+          <w:sz w:val="22"/>
+        </w:rPr>
+        <w:t>WORK ASSET MANAGEMENT (Pengurusan Aset Kerja)</w:t>
+      </w:r>
+    </w:p>
+    <w:p/>
+    <w:p>
+      <w:pPr>
+        <w:spacing w:line="276" w:lineRule="auto" w:after="120"/>
+        <w:jc w:val="left"/>
+      </w:pPr>
+      <w:r>
+        <w:rPr>
+          <w:rFonts w:ascii="Arial" w:hAnsi="Arial" w:cs="Arial"/>
+          <w:b/>
+          <w:color w:val="000000"/>
+          <w:sz w:val="22"/>
+        </w:rPr>
+        <w:t>TUJUAN</w:t>
+      </w:r>
+      <w:r>
+        <w:rPr>
+          <w:rFonts w:ascii="Arial" w:hAnsi="Arial" w:cs="Arial"/>
+          <w:b/>
+          <w:color w:val="000000"/>
+          <w:sz w:val="22"/>
+        </w:rPr>
+        <w:t>/</w:t>
+      </w:r>
+      <w:r>
+        <w:rPr>
+          <w:rFonts w:ascii="Arial" w:hAnsi="Arial" w:cs="Arial"/>
+          <w:b/>
+          <w:i/>
+          <w:color w:val="000000"/>
+          <w:sz w:val="22"/>
+        </w:rPr>
+        <w:t>PURPOSE</w:t>
+      </w:r>
+      <w:r>
+        <w:rPr>
+          <w:rFonts w:ascii="Arial" w:hAnsi="Arial" w:cs="Arial"/>
+          <w:b/>
+          <w:color w:val="000000"/>
+          <w:sz w:val="22"/>
+        </w:rPr>
+        <w:t>:</w:t>
+      </w:r>
+    </w:p>
+    <w:p/>
+    <w:p>
+      <w:pPr>
+        <w:spacing w:after="120" w:line="276" w:lineRule="auto"/>
+        <w:jc w:val="left"/>
+      </w:pPr>
+      <w:r>
+        <w:rPr>
+          <w:rFonts w:ascii="Arial" w:hAnsi="Arial" w:cs="Arial"/>
+          <w:b w:val="0"/>
+          <w:i w:val="0"/>
+          <w:color w:val="000000"/>
+          <w:sz w:val="22"/>
+        </w:rPr>
+        <w:t>Individu yang kompeten dalam CA ini mesti mampu menyedari penggunaan aset kerja. Selepas melengkapkan unit kebolehan ini, peserta akan mampu: 1) Menyedari penggunaan aset; 2) Berunding untuk penerimaan dan penghantaran; 3) Melaksanakan amalan sumber manusia.</w:t>
+      </w:r>
+    </w:p>
+    <w:p>
+      <w:pPr>
+        <w:spacing w:line="276" w:lineRule="auto" w:after="120"/>
+        <w:jc w:val="left"/>
+      </w:pPr>
+      <w:r>
+        <w:rPr>
+          <w:rFonts w:ascii="Arial" w:hAnsi="Arial" w:cs="Arial"/>
+          <w:b/>
+          <w:color w:val="000000"/>
+          <w:sz w:val="22"/>
+        </w:rPr>
+        <w:t>PENERANGAN</w:t>
+      </w:r>
+      <w:r>
+        <w:rPr>
+          <w:rFonts w:ascii="Arial" w:hAnsi="Arial" w:cs="Arial"/>
+          <w:b/>
+          <w:color w:val="000000"/>
+          <w:sz w:val="22"/>
+        </w:rPr>
+        <w:t>/</w:t>
+      </w:r>
+      <w:r>
+        <w:rPr>
+          <w:rFonts w:ascii="Arial" w:hAnsi="Arial" w:cs="Arial"/>
+          <w:b/>
+          <w:i/>
+          <w:color w:val="000000"/>
+          <w:sz w:val="22"/>
+        </w:rPr>
+        <w:t>INFORMATION</w:t>
+      </w:r>
+      <w:r>
+        <w:rPr>
+          <w:rFonts w:ascii="Arial" w:hAnsi="Arial" w:cs="Arial"/>
+          <w:b/>
+          <w:color w:val="000000"/>
+          <w:sz w:val="22"/>
+        </w:rPr>
+        <w:t>:</w:t>
+      </w:r>
+    </w:p>
+    <w:p/>
+    <w:p>
+      <w:pPr>
+        <w:spacing w:before="120" w:after="120" w:line="276" w:lineRule="auto"/>
+        <w:jc w:val="left"/>
+      </w:pPr>
+      <w:r>
+        <w:rPr>
+          <w:rFonts w:ascii="Arial" w:hAnsi="Arial" w:cs="Arial"/>
+          <w:b/>
+          <w:i w:val="0"/>
+          <w:color w:val="000000"/>
+          <w:sz w:val="22"/>
+        </w:rPr>
+        <w:t>1. ASSETS (Aset)</w:t>
+      </w:r>
+    </w:p>
+    <w:p>
+      <w:pPr>
+        <w:spacing w:after="120" w:line="276" w:lineRule="auto"/>
+        <w:jc w:val="left"/>
+      </w:pPr>
+      <w:r>
+        <w:rPr>
+          <w:rFonts w:ascii="Arial" w:hAnsi="Arial" w:cs="Arial"/>
+          <w:b w:val="0"/>
+          <w:i w:val="0"/>
+          <w:color w:val="000000"/>
+          <w:sz w:val="22"/>
+        </w:rPr>
+        <w:t>#### 1.1 Definition (Definisi)</w:t>
+      </w:r>
+    </w:p>
+    <w:p>
+      <w:pPr>
+        <w:spacing w:after="120" w:line="276" w:lineRule="auto"/>
+        <w:jc w:val="left"/>
+      </w:pPr>
+      <w:r>
+        <w:rPr>
+          <w:rFonts w:ascii="Arial" w:hAnsi="Arial" w:cs="Arial"/>
+          <w:b w:val="0"/>
+          <w:i w:val="0"/>
+          <w:color w:val="000000"/>
+          <w:sz w:val="22"/>
+        </w:rPr>
+        <w:t>Aset ialah sumber yang dikawal oleh entiti hasil daripada peristiwa lampau, yang akan memberi manfaat ekonomi masa depan kepada entiti tersebut (Rangka Kerja IASB).</w:t>
+      </w:r>
+    </w:p>
+    <w:p>
+      <w:pPr>
+        <w:spacing w:after="120" w:line="276" w:lineRule="auto"/>
+        <w:jc w:val="left"/>
+      </w:pPr>
+      <w:r>
+        <w:rPr>
+          <w:rFonts w:ascii="Arial" w:hAnsi="Arial" w:cs="Arial"/>
+          <w:b w:val="0"/>
+          <w:i w:val="0"/>
+          <w:color w:val="000000"/>
+          <w:sz w:val="22"/>
+        </w:rPr>
+        <w:t>#### 1.2 Explanation (Penjelasan)</w:t>
+      </w:r>
+    </w:p>
+    <w:p>
+      <w:pPr>
+        <w:spacing w:after="120" w:line="276" w:lineRule="auto"/>
+        <w:jc w:val="left"/>
+      </w:pPr>
+      <w:r>
+        <w:rPr>
+          <w:rFonts w:ascii="Arial" w:hAnsi="Arial" w:cs="Arial"/>
+          <w:b w:val="0"/>
+          <w:i w:val="0"/>
+          <w:color w:val="000000"/>
+          <w:sz w:val="22"/>
+        </w:rPr>
+        <w:t>Secara ringkas, aset ialah sesuatu yang dimiliki atau dikawal oleh sesebuah perniagaan untuk mendapat manfaat daripada penggunaannya. Ia mungkin sesuatu yang secara langsung menjana pendapatan (contohnya mesin, inventori) atau sesuatu yang menyokong operasi utama organisasi (contohnya bangunan pejabat).</w:t>
+      </w:r>
+    </w:p>
+    <w:p>
+      <w:pPr>
+        <w:spacing w:after="120" w:line="276" w:lineRule="auto"/>
+        <w:jc w:val="left"/>
+      </w:pPr>
+      <w:r>
+        <w:rPr>
+          <w:rFonts w:ascii="Arial" w:hAnsi="Arial" w:cs="Arial"/>
+          <w:b w:val="0"/>
+          <w:i/>
+          <w:color w:val="000000"/>
+          <w:sz w:val="22"/>
+        </w:rPr>
+        <w:t>Contoh studio penyuntingan video:</w:t>
+      </w:r>
+      <w:r>
+        <w:rPr>
+          <w:rFonts w:ascii="Arial" w:hAnsi="Arial" w:cs="Arial"/>
+          <w:b w:val="0"/>
+          <w:i w:val="0"/>
+          <w:color w:val="000000"/>
+          <w:sz w:val="22"/>
+        </w:rPr>
+        <w:t xml:space="preserve"> stesen kerja editan (</w:t>
+      </w:r>
+      <w:r>
+        <w:rPr>
+          <w:rFonts w:ascii="Arial" w:hAnsi="Arial" w:cs="Arial"/>
+          <w:b w:val="0"/>
+          <w:i/>
+          <w:color w:val="000000"/>
+          <w:sz w:val="22"/>
+        </w:rPr>
+        <w:t>edit workstation</w:t>
+      </w:r>
+      <w:r>
+        <w:rPr>
+          <w:rFonts w:ascii="Arial" w:hAnsi="Arial" w:cs="Arial"/>
+          <w:b w:val="0"/>
+          <w:i w:val="0"/>
+          <w:color w:val="000000"/>
+          <w:sz w:val="22"/>
+        </w:rPr>
+        <w:t>), storan berpusat (</w:t>
+      </w:r>
+      <w:r>
+        <w:rPr>
+          <w:rFonts w:ascii="Arial" w:hAnsi="Arial" w:cs="Arial"/>
+          <w:b w:val="0"/>
+          <w:i/>
+          <w:color w:val="000000"/>
+          <w:sz w:val="22"/>
+        </w:rPr>
+        <w:t>shared storage array</w:t>
+      </w:r>
+      <w:r>
+        <w:rPr>
+          <w:rFonts w:ascii="Arial" w:hAnsi="Arial" w:cs="Arial"/>
+          <w:b w:val="0"/>
+          <w:i w:val="0"/>
+          <w:color w:val="000000"/>
+          <w:sz w:val="22"/>
+        </w:rPr>
+        <w:t>), kamera dan lensa produksi, serta lesen perisian (Adobe Premiere Pro, DaVinci Resolve, Avid) adalah aset yang secara langsung menyokong penghasilan video untuk klien.</w:t>
+      </w:r>
+    </w:p>
+    <w:p>
+      <w:pPr>
+        <w:spacing w:after="120" w:line="276" w:lineRule="auto"/>
+        <w:jc w:val="left"/>
+      </w:pPr>
+      <w:r>
+        <w:rPr>
+          <w:rFonts w:ascii="Arial" w:hAnsi="Arial" w:cs="Arial"/>
+          <w:b w:val="0"/>
+          <w:i w:val="0"/>
+          <w:color w:val="000000"/>
+          <w:sz w:val="22"/>
+        </w:rPr>
+        <w:t>#### 1.3 Classification (Klasifikasi)</w:t>
+      </w:r>
+    </w:p>
+    <w:p>
+      <w:pPr>
+        <w:spacing w:after="120" w:line="276" w:lineRule="auto"/>
+        <w:jc w:val="left"/>
+      </w:pPr>
+      <w:r>
+        <w:rPr>
+          <w:rFonts w:ascii="Arial" w:hAnsi="Arial" w:cs="Arial"/>
+          <w:b w:val="0"/>
+          <w:i w:val="0"/>
+          <w:color w:val="000000"/>
+          <w:sz w:val="22"/>
+        </w:rPr>
+        <w:t>Aset boleh diklasifikasikan kepada Semasa (</w:t>
+      </w:r>
+      <w:r>
+        <w:rPr>
+          <w:rFonts w:ascii="Arial" w:hAnsi="Arial" w:cs="Arial"/>
+          <w:b w:val="0"/>
+          <w:i/>
+          <w:color w:val="000000"/>
+          <w:sz w:val="22"/>
+        </w:rPr>
+        <w:t>Current</w:t>
+      </w:r>
+      <w:r>
+        <w:rPr>
+          <w:rFonts w:ascii="Arial" w:hAnsi="Arial" w:cs="Arial"/>
+          <w:b w:val="0"/>
+          <w:i w:val="0"/>
+          <w:color w:val="000000"/>
+          <w:sz w:val="22"/>
+        </w:rPr>
+        <w:t>) dan Bukan Semasa (</w:t>
+      </w:r>
+      <w:r>
+        <w:rPr>
+          <w:rFonts w:ascii="Arial" w:hAnsi="Arial" w:cs="Arial"/>
+          <w:b w:val="0"/>
+          <w:i/>
+          <w:color w:val="000000"/>
+          <w:sz w:val="22"/>
+        </w:rPr>
+        <w:t>Non-Current</w:t>
+      </w:r>
+      <w:r>
+        <w:rPr>
+          <w:rFonts w:ascii="Arial" w:hAnsi="Arial" w:cs="Arial"/>
+          <w:b w:val="0"/>
+          <w:i w:val="0"/>
+          <w:color w:val="000000"/>
+          <w:sz w:val="22"/>
+        </w:rPr>
+        <w:t>), berdasarkan tempoh masa manfaat ekonomi aset itu mengalir kepada entiti.</w:t>
+      </w:r>
+    </w:p>
+    <w:p>
+      <w:pPr>
+        <w:spacing w:after="120" w:line="276" w:lineRule="auto"/>
+        <w:jc w:val="left"/>
+      </w:pPr>
+      <w:r>
+        <w:rPr>
+          <w:rFonts w:ascii="Arial" w:hAnsi="Arial" w:cs="Arial"/>
+          <w:b w:val="0"/>
+          <w:i w:val="0"/>
+          <w:color w:val="000000"/>
+          <w:sz w:val="22"/>
+        </w:rPr>
+        <w:t>i) Aset Semasa ialah aset yang dijangka digunakan dalam tempoh satu tahun daripada tarikh pelaporan.</w:t>
+      </w:r>
+    </w:p>
+    <w:p>
+      <w:pPr>
+        <w:spacing w:after="120" w:line="276" w:lineRule="auto"/>
+        <w:jc w:val="left"/>
+      </w:pPr>
+      <w:r>
+        <w:rPr>
+          <w:rFonts w:ascii="Arial" w:hAnsi="Arial" w:cs="Arial"/>
+          <w:b w:val="0"/>
+          <w:i w:val="0"/>
+          <w:color w:val="000000"/>
+          <w:sz w:val="22"/>
+        </w:rPr>
+        <w:t>ii) Aset Bukan Semasa ialah aset yang manfaatnya dijangka melebihi satu tahun daripada tarikh pelaporan.</w:t>
+      </w:r>
+    </w:p>
+    <w:p>
+      <w:pPr>
+        <w:spacing w:after="120" w:line="276" w:lineRule="auto"/>
+        <w:jc w:val="left"/>
+      </w:pPr>
+      <w:r>
+        <w:rPr>
+          <w:rFonts w:ascii="Arial" w:hAnsi="Arial" w:cs="Arial"/>
+          <w:b w:val="0"/>
+          <w:i w:val="0"/>
+          <w:color w:val="000000"/>
+          <w:sz w:val="22"/>
+        </w:rPr>
+        <w:t>#### 1.4 Types and Examples (Jenis Dan Contoh)</w:t>
+      </w:r>
+    </w:p>
+    <w:tbl>
+      <w:tblPr>
+        <w:tblStyle w:val="TableGrid"/>
+        <w:tblW w:type="auto" w:w="0"/>
+        <w:tblLayout w:type="autofit"/>
+        <w:tblLook w:firstColumn="1" w:firstRow="1" w:lastColumn="0" w:lastRow="0" w:noHBand="0" w:noVBand="1" w:val="04A0"/>
+        <w:tblBorders>
+          <w:top w:val="single" w:sz="4" w:space="0" w:color="000000"/>
+          <w:left w:val="single" w:sz="4" w:space="0" w:color="000000"/>
+          <w:bottom w:val="single" w:sz="4" w:space="0" w:color="000000"/>
+          <w:right w:val="single" w:sz="4" w:space="0" w:color="000000"/>
+          <w:insideH w:val="single" w:sz="4" w:space="0" w:color="000000"/>
+          <w:insideV w:val="single" w:sz="4" w:space="0" w:color="000000"/>
+        </w:tblBorders>
+      </w:tblPr>
+      <w:tblGrid>
+        <w:gridCol w:w="3213"/>
+        <w:gridCol w:w="3213"/>
+        <w:gridCol w:w="3213"/>
+      </w:tblGrid>
+      <w:tr>
+        <w:trPr>
+          <w:tblHeader w:val="true"/>
+          <w:cantSplit w:val="true"/>
+        </w:trPr>
+        <w:tc>
+          <w:tcPr>
+            <w:tcW w:type="dxa" w:w="3213"/>
+            <w:tcMar>
+              <w:top w:w="57" w:type="dxa"/>
+              <w:left w:w="57" w:type="dxa"/>
+              <w:bottom w:w="57" w:type="dxa"/>
+              <w:right w:w="57" w:type="dxa"/>
+            </w:tcMar>
+            <w:shd w:val="clear" w:color="auto" w:fill="D9D9D9"/>
+          </w:tcPr>
+          <w:p>
+            <w:r>
+              <w:rPr>
+                <w:rFonts w:ascii="Arial" w:hAnsi="Arial" w:cs="Arial"/>
+                <w:b/>
+                <w:color w:val="000000"/>
+                <w:sz w:val="20"/>
+              </w:rPr>
+            </w:r>
+            <w:r>
+              <w:rPr>
+                <w:rFonts w:ascii="Arial" w:hAnsi="Arial" w:cs="Arial"/>
+                <w:b/>
+                <w:i w:val="0"/>
+                <w:color w:val="000000"/>
+                <w:sz w:val="20"/>
+              </w:rPr>
+              <w:t>Aset</w:t>
+            </w:r>
+          </w:p>
+        </w:tc>
+        <w:tc>
+          <w:tcPr>
+            <w:tcW w:type="dxa" w:w="3213"/>
+            <w:tcMar>
+              <w:top w:w="57" w:type="dxa"/>
+              <w:left w:w="57" w:type="dxa"/>
+              <w:bottom w:w="57" w:type="dxa"/>
+              <w:right w:w="57" w:type="dxa"/>
+            </w:tcMar>
+            <w:shd w:val="clear" w:color="auto" w:fill="D9D9D9"/>
+          </w:tcPr>
+          <w:p>
+            <w:r>
+              <w:rPr>
+                <w:rFonts w:ascii="Arial" w:hAnsi="Arial" w:cs="Arial"/>
+                <w:b/>
+                <w:color w:val="000000"/>
+                <w:sz w:val="20"/>
+              </w:rPr>
+            </w:r>
+            <w:r>
+              <w:rPr>
+                <w:rFonts w:ascii="Arial" w:hAnsi="Arial" w:cs="Arial"/>
+                <w:b/>
+                <w:i w:val="0"/>
+                <w:color w:val="000000"/>
+                <w:sz w:val="20"/>
+              </w:rPr>
+              <w:t>Klasifikasi</w:t>
+            </w:r>
+          </w:p>
+        </w:tc>
+        <w:tc>
+          <w:tcPr>
+            <w:tcW w:type="dxa" w:w="3213"/>
+            <w:tcMar>
+              <w:top w:w="57" w:type="dxa"/>
+              <w:left w:w="57" w:type="dxa"/>
+              <w:bottom w:w="57" w:type="dxa"/>
+              <w:right w:w="57" w:type="dxa"/>
+            </w:tcMar>
+            <w:shd w:val="clear" w:color="auto" w:fill="D9D9D9"/>
+          </w:tcPr>
+          <w:p>
+            <w:r>
+              <w:rPr>
+                <w:rFonts w:ascii="Arial" w:hAnsi="Arial" w:cs="Arial"/>
+                <w:b/>
+                <w:color w:val="000000"/>
+                <w:sz w:val="20"/>
+              </w:rPr>
+            </w:r>
+            <w:r>
+              <w:rPr>
+                <w:rFonts w:ascii="Arial" w:hAnsi="Arial" w:cs="Arial"/>
+                <w:b/>
+                <w:i w:val="0"/>
+                <w:color w:val="000000"/>
+                <w:sz w:val="20"/>
+              </w:rPr>
+              <w:t>Manfaat Ekonomi</w:t>
+            </w:r>
+          </w:p>
+        </w:tc>
+      </w:tr>
+      <w:tr>
+        <w:trPr>
+          <w:cantSplit w:val="true"/>
+        </w:trPr>
+        <w:tc>
+          <w:tcPr>
+            <w:tcW w:type="dxa" w:w="3213"/>
+            <w:tcMar>
+              <w:top w:w="57" w:type="dxa"/>
+              <w:left w:w="57" w:type="dxa"/>
+              <w:bottom w:w="57" w:type="dxa"/>
+              <w:right w:w="57" w:type="dxa"/>
+            </w:tcMar>
+          </w:tcPr>
+          <w:p>
+            <w:r>
+              <w:rPr>
+                <w:rFonts w:ascii="Arial" w:hAnsi="Arial" w:cs="Arial"/>
+                <w:color w:val="000000"/>
+                <w:sz w:val="20"/>
+              </w:rPr>
+            </w:r>
+            <w:r>
+              <w:rPr>
+                <w:rFonts w:ascii="Arial" w:hAnsi="Arial" w:cs="Arial"/>
                 <w:b w:val="0"/>
                 <w:i w:val="0"/>
-                <w:sz w:val="22"/>
+                <w:color w:val="000000"/>
+                <w:sz w:val="20"/>
               </w:rPr>
               <w:t>Mesin</w:t>
             </w:r>
@@ -462,15 +1172,28 @@
         <w:tc>
           <w:tcPr>
             <w:tcW w:type="dxa" w:w="3213"/>
+            <w:tcMar>
+              <w:top w:w="57" w:type="dxa"/>
+              <w:left w:w="57" w:type="dxa"/>
+              <w:bottom w:w="57" w:type="dxa"/>
+              <w:right w:w="57" w:type="dxa"/>
+            </w:tcMar>
           </w:tcPr>
           <w:p>
-            <w:r/>
             <w:r>
               <w:rPr>
-                <w:rFonts w:ascii="Arial" w:hAnsi="Arial"/>
+                <w:rFonts w:ascii="Arial" w:hAnsi="Arial" w:cs="Arial"/>
+                <w:color w:val="000000"/>
+                <w:sz w:val="20"/>
+              </w:rPr>
+            </w:r>
+            <w:r>
+              <w:rPr>
+                <w:rFonts w:ascii="Arial" w:hAnsi="Arial" w:cs="Arial"/>
                 <w:b w:val="0"/>
                 <w:i w:val="0"/>
-                <w:sz w:val="22"/>
+                <w:color w:val="000000"/>
+                <w:sz w:val="20"/>
               </w:rPr>
               <w:t>Bukan Semasa</w:t>
             </w:r>
@@ -479,15 +1202,28 @@
         <w:tc>
           <w:tcPr>
             <w:tcW w:type="dxa" w:w="3213"/>
+            <w:tcMar>
+              <w:top w:w="57" w:type="dxa"/>
+              <w:left w:w="57" w:type="dxa"/>
+              <w:bottom w:w="57" w:type="dxa"/>
+              <w:right w:w="57" w:type="dxa"/>
+            </w:tcMar>
           </w:tcPr>
           <w:p>
-            <w:r/>
             <w:r>
               <w:rPr>
-                <w:rFonts w:ascii="Arial" w:hAnsi="Arial"/>
+                <w:rFonts w:ascii="Arial" w:hAnsi="Arial" w:cs="Arial"/>
+                <w:color w:val="000000"/>
+                <w:sz w:val="20"/>
+              </w:rPr>
+            </w:r>
+            <w:r>
+              <w:rPr>
+                <w:rFonts w:ascii="Arial" w:hAnsi="Arial" w:cs="Arial"/>
                 <w:b w:val="0"/>
                 <w:i w:val="0"/>
-                <w:sz w:val="22"/>
+                <w:color w:val="000000"/>
+                <w:sz w:val="20"/>
               </w:rPr>
               <w:t>Digunakan untuk pengeluaran barangan untuk dijual kepada pelanggan.</w:t>
             </w:r>
@@ -495,18 +1231,34 @@
         </w:tc>
       </w:tr>
       <w:tr>
+        <w:trPr>
+          <w:cantSplit w:val="true"/>
+        </w:trPr>
         <w:tc>
           <w:tcPr>
             <w:tcW w:type="dxa" w:w="3213"/>
+            <w:tcMar>
+              <w:top w:w="57" w:type="dxa"/>
+              <w:left w:w="57" w:type="dxa"/>
+              <w:bottom w:w="57" w:type="dxa"/>
+              <w:right w:w="57" w:type="dxa"/>
+            </w:tcMar>
           </w:tcPr>
           <w:p>
-            <w:r/>
             <w:r>
               <w:rPr>
-                <w:rFonts w:ascii="Arial" w:hAnsi="Arial"/>
+                <w:rFonts w:ascii="Arial" w:hAnsi="Arial" w:cs="Arial"/>
+                <w:color w:val="000000"/>
+                <w:sz w:val="20"/>
+              </w:rPr>
+            </w:r>
+            <w:r>
+              <w:rPr>
+                <w:rFonts w:ascii="Arial" w:hAnsi="Arial" w:cs="Arial"/>
                 <w:b w:val="0"/>
                 <w:i w:val="0"/>
-                <w:sz w:val="22"/>
+                <w:color w:val="000000"/>
+                <w:sz w:val="20"/>
               </w:rPr>
               <w:t>Bangunan Pejabat</w:t>
             </w:r>
@@ -515,15 +1267,28 @@
         <w:tc>
           <w:tcPr>
             <w:tcW w:type="dxa" w:w="3213"/>
+            <w:tcMar>
+              <w:top w:w="57" w:type="dxa"/>
+              <w:left w:w="57" w:type="dxa"/>
+              <w:bottom w:w="57" w:type="dxa"/>
+              <w:right w:w="57" w:type="dxa"/>
+            </w:tcMar>
           </w:tcPr>
           <w:p>
-            <w:r/>
             <w:r>
               <w:rPr>
-                <w:rFonts w:ascii="Arial" w:hAnsi="Arial"/>
+                <w:rFonts w:ascii="Arial" w:hAnsi="Arial" w:cs="Arial"/>
+                <w:color w:val="000000"/>
+                <w:sz w:val="20"/>
+              </w:rPr>
+            </w:r>
+            <w:r>
+              <w:rPr>
+                <w:rFonts w:ascii="Arial" w:hAnsi="Arial" w:cs="Arial"/>
                 <w:b w:val="0"/>
                 <w:i w:val="0"/>
-                <w:sz w:val="22"/>
+                <w:color w:val="000000"/>
+                <w:sz w:val="20"/>
               </w:rPr>
               <w:t>Bukan Semasa</w:t>
             </w:r>
@@ -532,15 +1297,28 @@
         <w:tc>
           <w:tcPr>
             <w:tcW w:type="dxa" w:w="3213"/>
+            <w:tcMar>
+              <w:top w:w="57" w:type="dxa"/>
+              <w:left w:w="57" w:type="dxa"/>
+              <w:bottom w:w="57" w:type="dxa"/>
+              <w:right w:w="57" w:type="dxa"/>
+            </w:tcMar>
           </w:tcPr>
           <w:p>
-            <w:r/>
             <w:r>
               <w:rPr>
-                <w:rFonts w:ascii="Arial" w:hAnsi="Arial"/>
+                <w:rFonts w:ascii="Arial" w:hAnsi="Arial" w:cs="Arial"/>
+                <w:color w:val="000000"/>
+                <w:sz w:val="20"/>
+              </w:rPr>
+            </w:r>
+            <w:r>
+              <w:rPr>
+                <w:rFonts w:ascii="Arial" w:hAnsi="Arial" w:cs="Arial"/>
                 <w:b w:val="0"/>
                 <w:i w:val="0"/>
-                <w:sz w:val="22"/>
+                <w:color w:val="000000"/>
+                <w:sz w:val="20"/>
               </w:rPr>
               <w:t>Menyediakan ruang untuk pekerja mentadbir urusan syarikat.</w:t>
             </w:r>
@@ -548,18 +1326,34 @@
         </w:tc>
       </w:tr>
       <w:tr>
+        <w:trPr>
+          <w:cantSplit w:val="true"/>
+        </w:trPr>
         <w:tc>
           <w:tcPr>
             <w:tcW w:type="dxa" w:w="3213"/>
+            <w:tcMar>
+              <w:top w:w="57" w:type="dxa"/>
+              <w:left w:w="57" w:type="dxa"/>
+              <w:bottom w:w="57" w:type="dxa"/>
+              <w:right w:w="57" w:type="dxa"/>
+            </w:tcMar>
           </w:tcPr>
           <w:p>
-            <w:r/>
             <w:r>
               <w:rPr>
-                <w:rFonts w:ascii="Arial" w:hAnsi="Arial"/>
+                <w:rFonts w:ascii="Arial" w:hAnsi="Arial" w:cs="Arial"/>
+                <w:color w:val="000000"/>
+                <w:sz w:val="20"/>
+              </w:rPr>
+            </w:r>
+            <w:r>
+              <w:rPr>
+                <w:rFonts w:ascii="Arial" w:hAnsi="Arial" w:cs="Arial"/>
                 <w:b w:val="0"/>
                 <w:i w:val="0"/>
-                <w:sz w:val="22"/>
+                <w:color w:val="000000"/>
+                <w:sz w:val="20"/>
               </w:rPr>
               <w:t>Kenderaan</w:t>
             </w:r>
@@ -568,15 +1362,28 @@
         <w:tc>
           <w:tcPr>
             <w:tcW w:type="dxa" w:w="3213"/>
+            <w:tcMar>
+              <w:top w:w="57" w:type="dxa"/>
+              <w:left w:w="57" w:type="dxa"/>
+              <w:bottom w:w="57" w:type="dxa"/>
+              <w:right w:w="57" w:type="dxa"/>
+            </w:tcMar>
           </w:tcPr>
           <w:p>
-            <w:r/>
             <w:r>
               <w:rPr>
-                <w:rFonts w:ascii="Arial" w:hAnsi="Arial"/>
+                <w:rFonts w:ascii="Arial" w:hAnsi="Arial" w:cs="Arial"/>
+                <w:color w:val="000000"/>
+                <w:sz w:val="20"/>
+              </w:rPr>
+            </w:r>
+            <w:r>
+              <w:rPr>
+                <w:rFonts w:ascii="Arial" w:hAnsi="Arial" w:cs="Arial"/>
                 <w:b w:val="0"/>
                 <w:i w:val="0"/>
-                <w:sz w:val="22"/>
+                <w:color w:val="000000"/>
+                <w:sz w:val="20"/>
               </w:rPr>
               <w:t>Bukan Semasa</w:t>
             </w:r>
@@ -585,15 +1392,28 @@
         <w:tc>
           <w:tcPr>
             <w:tcW w:type="dxa" w:w="3213"/>
+            <w:tcMar>
+              <w:top w:w="57" w:type="dxa"/>
+              <w:left w:w="57" w:type="dxa"/>
+              <w:bottom w:w="57" w:type="dxa"/>
+              <w:right w:w="57" w:type="dxa"/>
+            </w:tcMar>
           </w:tcPr>
           <w:p>
-            <w:r/>
             <w:r>
               <w:rPr>
-                <w:rFonts w:ascii="Arial" w:hAnsi="Arial"/>
+                <w:rFonts w:ascii="Arial" w:hAnsi="Arial" w:cs="Arial"/>
+                <w:color w:val="000000"/>
+                <w:sz w:val="20"/>
+              </w:rPr>
+            </w:r>
+            <w:r>
+              <w:rPr>
+                <w:rFonts w:ascii="Arial" w:hAnsi="Arial" w:cs="Arial"/>
                 <w:b w:val="0"/>
                 <w:i w:val="0"/>
-                <w:sz w:val="22"/>
+                <w:color w:val="000000"/>
+                <w:sz w:val="20"/>
               </w:rPr>
               <w:t>Digunakan untuk pengangkutan produk syarikat dan juga ulang-alik.</w:t>
             </w:r>
@@ -601,18 +1421,34 @@
         </w:tc>
       </w:tr>
       <w:tr>
+        <w:trPr>
+          <w:cantSplit w:val="true"/>
+        </w:trPr>
         <w:tc>
           <w:tcPr>
             <w:tcW w:type="dxa" w:w="3213"/>
+            <w:tcMar>
+              <w:top w:w="57" w:type="dxa"/>
+              <w:left w:w="57" w:type="dxa"/>
+              <w:bottom w:w="57" w:type="dxa"/>
+              <w:right w:w="57" w:type="dxa"/>
+            </w:tcMar>
           </w:tcPr>
           <w:p>
-            <w:r/>
             <w:r>
               <w:rPr>
-                <w:rFonts w:ascii="Arial" w:hAnsi="Arial"/>
+                <w:rFonts w:ascii="Arial" w:hAnsi="Arial" w:cs="Arial"/>
+                <w:color w:val="000000"/>
+                <w:sz w:val="20"/>
+              </w:rPr>
+            </w:r>
+            <w:r>
+              <w:rPr>
+                <w:rFonts w:ascii="Arial" w:hAnsi="Arial" w:cs="Arial"/>
                 <w:b w:val="0"/>
                 <w:i w:val="0"/>
-                <w:sz w:val="22"/>
+                <w:color w:val="000000"/>
+                <w:sz w:val="20"/>
               </w:rPr>
               <w:t>Inventori</w:t>
             </w:r>
@@ -621,15 +1457,28 @@
         <w:tc>
           <w:tcPr>
             <w:tcW w:type="dxa" w:w="3213"/>
+            <w:tcMar>
+              <w:top w:w="57" w:type="dxa"/>
+              <w:left w:w="57" w:type="dxa"/>
+              <w:bottom w:w="57" w:type="dxa"/>
+              <w:right w:w="57" w:type="dxa"/>
+            </w:tcMar>
           </w:tcPr>
           <w:p>
-            <w:r/>
             <w:r>
               <w:rPr>
-                <w:rFonts w:ascii="Arial" w:hAnsi="Arial"/>
+                <w:rFonts w:ascii="Arial" w:hAnsi="Arial" w:cs="Arial"/>
+                <w:color w:val="000000"/>
+                <w:sz w:val="20"/>
+              </w:rPr>
+            </w:r>
+            <w:r>
+              <w:rPr>
+                <w:rFonts w:ascii="Arial" w:hAnsi="Arial" w:cs="Arial"/>
                 <w:b w:val="0"/>
                 <w:i w:val="0"/>
-                <w:sz w:val="22"/>
+                <w:color w:val="000000"/>
+                <w:sz w:val="20"/>
               </w:rPr>
               <w:t>Semasa</w:t>
             </w:r>
@@ -638,15 +1487,28 @@
         <w:tc>
           <w:tcPr>
             <w:tcW w:type="dxa" w:w="3213"/>
+            <w:tcMar>
+              <w:top w:w="57" w:type="dxa"/>
+              <w:left w:w="57" w:type="dxa"/>
+              <w:bottom w:w="57" w:type="dxa"/>
+              <w:right w:w="57" w:type="dxa"/>
+            </w:tcMar>
           </w:tcPr>
           <w:p>
-            <w:r/>
             <w:r>
               <w:rPr>
-                <w:rFonts w:ascii="Arial" w:hAnsi="Arial"/>
+                <w:rFonts w:ascii="Arial" w:hAnsi="Arial" w:cs="Arial"/>
+                <w:color w:val="000000"/>
+                <w:sz w:val="20"/>
+              </w:rPr>
+            </w:r>
+            <w:r>
+              <w:rPr>
+                <w:rFonts w:ascii="Arial" w:hAnsi="Arial" w:cs="Arial"/>
                 <w:b w:val="0"/>
                 <w:i w:val="0"/>
-                <w:sz w:val="22"/>
+                <w:color w:val="000000"/>
+                <w:sz w:val="20"/>
               </w:rPr>
               <w:t>Tunai dijana daripada jualan inventori.</w:t>
             </w:r>
@@ -654,18 +1516,34 @@
         </w:tc>
       </w:tr>
       <w:tr>
+        <w:trPr>
+          <w:cantSplit w:val="true"/>
+        </w:trPr>
         <w:tc>
           <w:tcPr>
             <w:tcW w:type="dxa" w:w="3213"/>
+            <w:tcMar>
+              <w:top w:w="57" w:type="dxa"/>
+              <w:left w:w="57" w:type="dxa"/>
+              <w:bottom w:w="57" w:type="dxa"/>
+              <w:right w:w="57" w:type="dxa"/>
+            </w:tcMar>
           </w:tcPr>
           <w:p>
-            <w:r/>
             <w:r>
               <w:rPr>
-                <w:rFonts w:ascii="Arial" w:hAnsi="Arial"/>
+                <w:rFonts w:ascii="Arial" w:hAnsi="Arial" w:cs="Arial"/>
+                <w:color w:val="000000"/>
+                <w:sz w:val="20"/>
+              </w:rPr>
+            </w:r>
+            <w:r>
+              <w:rPr>
+                <w:rFonts w:ascii="Arial" w:hAnsi="Arial" w:cs="Arial"/>
                 <w:b w:val="0"/>
                 <w:i w:val="0"/>
-                <w:sz w:val="22"/>
+                <w:color w:val="000000"/>
+                <w:sz w:val="20"/>
               </w:rPr>
               <w:t>Tunai</w:t>
             </w:r>
@@ -674,15 +1552,28 @@
         <w:tc>
           <w:tcPr>
             <w:tcW w:type="dxa" w:w="3213"/>
+            <w:tcMar>
+              <w:top w:w="57" w:type="dxa"/>
+              <w:left w:w="57" w:type="dxa"/>
+              <w:bottom w:w="57" w:type="dxa"/>
+              <w:right w:w="57" w:type="dxa"/>
+            </w:tcMar>
           </w:tcPr>
           <w:p>
-            <w:r/>
             <w:r>
               <w:rPr>
-                <w:rFonts w:ascii="Arial" w:hAnsi="Arial"/>
+                <w:rFonts w:ascii="Arial" w:hAnsi="Arial" w:cs="Arial"/>
+                <w:color w:val="000000"/>
+                <w:sz w:val="20"/>
+              </w:rPr>
+            </w:r>
+            <w:r>
+              <w:rPr>
+                <w:rFonts w:ascii="Arial" w:hAnsi="Arial" w:cs="Arial"/>
                 <w:b w:val="0"/>
                 <w:i w:val="0"/>
-                <w:sz w:val="22"/>
+                <w:color w:val="000000"/>
+                <w:sz w:val="20"/>
               </w:rPr>
               <w:t>Semasa</w:t>
             </w:r>
@@ -691,15 +1582,28 @@
         <w:tc>
           <w:tcPr>
             <w:tcW w:type="dxa" w:w="3213"/>
+            <w:tcMar>
+              <w:top w:w="57" w:type="dxa"/>
+              <w:left w:w="57" w:type="dxa"/>
+              <w:bottom w:w="57" w:type="dxa"/>
+              <w:right w:w="57" w:type="dxa"/>
+            </w:tcMar>
           </w:tcPr>
           <w:p>
-            <w:r/>
             <w:r>
               <w:rPr>
-                <w:rFonts w:ascii="Arial" w:hAnsi="Arial"/>
+                <w:rFonts w:ascii="Arial" w:hAnsi="Arial" w:cs="Arial"/>
+                <w:color w:val="000000"/>
+                <w:sz w:val="20"/>
+              </w:rPr>
+            </w:r>
+            <w:r>
+              <w:rPr>
+                <w:rFonts w:ascii="Arial" w:hAnsi="Arial" w:cs="Arial"/>
                 <w:b w:val="0"/>
                 <w:i w:val="0"/>
-                <w:sz w:val="22"/>
+                <w:color w:val="000000"/>
+                <w:sz w:val="20"/>
               </w:rPr>
               <w:t>Tunai.</w:t>
             </w:r>
@@ -707,36 +1611,54 @@
         </w:tc>
       </w:tr>
       <w:tr>
+        <w:trPr>
+          <w:cantSplit w:val="true"/>
+        </w:trPr>
         <w:tc>
           <w:tcPr>
             <w:tcW w:type="dxa" w:w="3213"/>
+            <w:tcMar>
+              <w:top w:w="57" w:type="dxa"/>
+              <w:left w:w="57" w:type="dxa"/>
+              <w:bottom w:w="57" w:type="dxa"/>
+              <w:right w:w="57" w:type="dxa"/>
+            </w:tcMar>
           </w:tcPr>
           <w:p>
-            <w:r/>
             <w:r>
               <w:rPr>
-                <w:rFonts w:ascii="Arial" w:hAnsi="Arial"/>
+                <w:rFonts w:ascii="Arial" w:hAnsi="Arial" w:cs="Arial"/>
+                <w:color w:val="000000"/>
+                <w:sz w:val="20"/>
+              </w:rPr>
+            </w:r>
+            <w:r>
+              <w:rPr>
+                <w:rFonts w:ascii="Arial" w:hAnsi="Arial" w:cs="Arial"/>
                 <w:b w:val="0"/>
                 <w:i w:val="0"/>
-                <w:sz w:val="22"/>
+                <w:color w:val="000000"/>
+                <w:sz w:val="20"/>
               </w:rPr>
               <w:t>Belum Terima (</w:t>
             </w:r>
             <w:r>
               <w:rPr>
-                <w:rFonts w:ascii="Arial" w:hAnsi="Arial"/>
+                <w:rFonts w:ascii="Arial" w:hAnsi="Arial" w:cs="Arial"/>
                 <w:b w:val="0"/>
                 <w:i/>
-                <w:sz w:val="22"/>
+                <w:color w:val="000000"/>
+                <w:sz w:val="20"/>
               </w:rPr>
               <w:t>Receivables</w:t>
             </w:r>
             <w:r>
               <w:rPr>
-                <w:rFonts w:ascii="Arial" w:hAnsi="Arial"/>
+                <w:rFonts w:ascii="Arial" w:hAnsi="Arial" w:cs="Arial"/>
                 <w:b w:val="0"/>
                 <w:i w:val="0"/>
-                <w:sz w:val="22"/>
+                <w:color w:val="000000"/>
+                <w:sz w:val="20"/>
               </w:rPr>
               <w:t>)</w:t>
             </w:r>
@@ -745,15 +1667,28 @@
         <w:tc>
           <w:tcPr>
             <w:tcW w:type="dxa" w:w="3213"/>
+            <w:tcMar>
+              <w:top w:w="57" w:type="dxa"/>
+              <w:left w:w="57" w:type="dxa"/>
+              <w:bottom w:w="57" w:type="dxa"/>
+              <w:right w:w="57" w:type="dxa"/>
+            </w:tcMar>
           </w:tcPr>
           <w:p>
-            <w:r/>
             <w:r>
               <w:rPr>
-                <w:rFonts w:ascii="Arial" w:hAnsi="Arial"/>
+                <w:rFonts w:ascii="Arial" w:hAnsi="Arial" w:cs="Arial"/>
+                <w:color w:val="000000"/>
+                <w:sz w:val="20"/>
+              </w:rPr>
+            </w:r>
+            <w:r>
+              <w:rPr>
+                <w:rFonts w:ascii="Arial" w:hAnsi="Arial" w:cs="Arial"/>
                 <w:b w:val="0"/>
                 <w:i w:val="0"/>
-                <w:sz w:val="22"/>
+                <w:color w:val="000000"/>
+                <w:sz w:val="20"/>
               </w:rPr>
               <w:t>Semasa</w:t>
             </w:r>
@@ -762,15 +1697,28 @@
         <w:tc>
           <w:tcPr>
             <w:tcW w:type="dxa" w:w="3213"/>
+            <w:tcMar>
+              <w:top w:w="57" w:type="dxa"/>
+              <w:left w:w="57" w:type="dxa"/>
+              <w:bottom w:w="57" w:type="dxa"/>
+              <w:right w:w="57" w:type="dxa"/>
+            </w:tcMar>
           </w:tcPr>
           <w:p>
-            <w:r/>
             <w:r>
               <w:rPr>
-                <w:rFonts w:ascii="Arial" w:hAnsi="Arial"/>
+                <w:rFonts w:ascii="Arial" w:hAnsi="Arial" w:cs="Arial"/>
+                <w:color w:val="000000"/>
+                <w:sz w:val="20"/>
+              </w:rPr>
+            </w:r>
+            <w:r>
+              <w:rPr>
+                <w:rFonts w:ascii="Arial" w:hAnsi="Arial" w:cs="Arial"/>
                 <w:b w:val="0"/>
                 <w:i w:val="0"/>
-                <w:sz w:val="22"/>
+                <w:color w:val="000000"/>
+                <w:sz w:val="20"/>
               </w:rPr>
               <w:t>Akhirnya menghasilkan aliran masuk tunai.</w:t>
             </w:r>
@@ -781,22 +1729,25 @@
     <w:p/>
     <w:p>
       <w:pPr>
-        <w:spacing w:after="160"/>
+        <w:spacing w:after="120" w:line="276" w:lineRule="auto"/>
+        <w:jc w:val="left"/>
       </w:pPr>
       <w:r>
         <w:rPr>
-          <w:rFonts w:ascii="Arial" w:hAnsi="Arial"/>
+          <w:rFonts w:ascii="Arial" w:hAnsi="Arial" w:cs="Arial"/>
           <w:b w:val="0"/>
           <w:i/>
+          <w:color w:val="000000"/>
           <w:sz w:val="22"/>
         </w:rPr>
         <w:t>Contoh studio:</w:t>
       </w:r>
       <w:r>
         <w:rPr>
-          <w:rFonts w:ascii="Arial" w:hAnsi="Arial"/>
+          <w:rFonts w:ascii="Arial" w:hAnsi="Arial" w:cs="Arial"/>
           <w:b w:val="0"/>
           <w:i w:val="0"/>
+          <w:color w:val="000000"/>
           <w:sz w:val="22"/>
         </w:rPr>
         <w:t xml:space="preserve"> stesen editan dan storan (mesin/peralatan) dan bangunan suite editan diklasifikasikan sebagai Bukan Semasa; bayaran belum terima daripada klien produksi (invois projek yang belum dijelaskan) diklasifikasikan sebagai Semasa.</w:t>
@@ -804,31 +1755,35 @@
     </w:p>
     <w:p>
       <w:pPr>
-        <w:spacing w:after="160"/>
+        <w:spacing w:after="120" w:line="276" w:lineRule="auto"/>
+        <w:jc w:val="left"/>
       </w:pPr>
       <w:r>
         <w:rPr>
-          <w:rFonts w:ascii="Arial" w:hAnsi="Arial"/>
+          <w:rFonts w:ascii="Arial" w:hAnsi="Arial" w:cs="Arial"/>
           <w:b w:val="0"/>
           <w:i w:val="0"/>
+          <w:color w:val="000000"/>
           <w:sz w:val="22"/>
         </w:rPr>
         <w:t>Daftar aset (</w:t>
       </w:r>
       <w:r>
         <w:rPr>
-          <w:rFonts w:ascii="Arial" w:hAnsi="Arial"/>
+          <w:rFonts w:ascii="Arial" w:hAnsi="Arial" w:cs="Arial"/>
           <w:b w:val="0"/>
           <w:i/>
+          <w:color w:val="000000"/>
           <w:sz w:val="22"/>
         </w:rPr>
         <w:t>asset register</w:t>
       </w:r>
       <w:r>
         <w:rPr>
-          <w:rFonts w:ascii="Arial" w:hAnsi="Arial"/>
+          <w:rFonts w:ascii="Arial" w:hAnsi="Arial" w:cs="Arial"/>
           <w:b w:val="0"/>
           <w:i w:val="0"/>
+          <w:color w:val="000000"/>
           <w:sz w:val="22"/>
         </w:rPr>
         <w:t>) studio hendaklah merekodkan setiap stesen editan, unit storan, kamera dan lesen perisian berserta nombor siri/lesen, tarikh perolehan dan pegawai bertanggungjawab — ini membolehkan pengauditan dan penjadualan naik taraf/pembaharuan lesen tahunan.</w:t>
@@ -836,27 +1791,31 @@
     </w:p>
     <w:p>
       <w:pPr>
-        <w:spacing w:before="200"/>
+        <w:spacing w:before="120" w:after="120" w:line="276" w:lineRule="auto"/>
+        <w:jc w:val="left"/>
       </w:pPr>
       <w:r>
         <w:rPr>
-          <w:rFonts w:ascii="Arial" w:hAnsi="Arial"/>
+          <w:rFonts w:ascii="Arial" w:hAnsi="Arial" w:cs="Arial"/>
           <w:b/>
           <w:i w:val="0"/>
-          <w:sz w:val="24"/>
+          <w:color w:val="000000"/>
+          <w:sz w:val="22"/>
         </w:rPr>
         <w:t>2. RESOURCE DEPLOYMENT PROCEDURE (Prosedur Penggerakan Sumber)</w:t>
       </w:r>
     </w:p>
     <w:p>
       <w:pPr>
-        <w:spacing w:after="160"/>
+        <w:spacing w:after="120" w:line="276" w:lineRule="auto"/>
+        <w:jc w:val="left"/>
       </w:pPr>
       <w:r>
         <w:rPr>
-          <w:rFonts w:ascii="Arial" w:hAnsi="Arial"/>
+          <w:rFonts w:ascii="Arial" w:hAnsi="Arial" w:cs="Arial"/>
           <w:b w:val="0"/>
           <w:i w:val="0"/>
+          <w:color w:val="000000"/>
           <w:sz w:val="22"/>
         </w:rPr>
         <w:t>Sokongan proaktif daripada eksekutif sumber manusia terhadap strategi kerja dan pengurusan adalah penting bagi kejayaan pelan strategik dan proses penggerakan organisasi. Penggerakan strategik ialah integrasi dan penjajaran penuh semua strategi, matlamat dan fungsi syarikat. Penyelidikan dan pembangunan, pengeluaran, sumber manusia, kewangan, pemasaran, kualiti dan perkhidmatan pelanggan digabungkan menjadi satu visi, misi dan strategi utama yang bersatu — setiap orang dalam organisasi bergerak ke arah yang sama, memahami sumbangan masing-masing dan cara ia diukur.</w:t>
@@ -864,13 +1823,15 @@
     </w:p>
     <w:p>
       <w:pPr>
-        <w:spacing w:after="160"/>
+        <w:spacing w:after="120" w:line="276" w:lineRule="auto"/>
+        <w:jc w:val="left"/>
       </w:pPr>
       <w:r>
         <w:rPr>
-          <w:rFonts w:ascii="Arial" w:hAnsi="Arial"/>
+          <w:rFonts w:ascii="Arial" w:hAnsi="Arial" w:cs="Arial"/>
           <w:b w:val="0"/>
           <w:i w:val="0"/>
+          <w:color w:val="000000"/>
           <w:sz w:val="22"/>
         </w:rPr>
         <w:t>Integrasi berjaya fungsi sumber manusia dengan proses penggerakan strategik akan:</w:t>
@@ -878,13 +1839,15 @@
     </w:p>
     <w:p>
       <w:pPr>
-        <w:spacing w:after="160"/>
+        <w:spacing w:after="120" w:line="276" w:lineRule="auto"/>
+        <w:jc w:val="left"/>
       </w:pPr>
       <w:r>
         <w:rPr>
-          <w:rFonts w:ascii="Arial" w:hAnsi="Arial"/>
+          <w:rFonts w:ascii="Arial" w:hAnsi="Arial" w:cs="Arial"/>
           <w:b w:val="0"/>
           <w:i w:val="0"/>
+          <w:color w:val="000000"/>
           <w:sz w:val="22"/>
         </w:rPr>
         <w:t>i) Mengurangkan kos operasi</w:t>
@@ -892,13 +1855,15 @@
     </w:p>
     <w:p>
       <w:pPr>
-        <w:spacing w:after="160"/>
+        <w:spacing w:after="120" w:line="276" w:lineRule="auto"/>
+        <w:jc w:val="left"/>
       </w:pPr>
       <w:r>
         <w:rPr>
-          <w:rFonts w:ascii="Arial" w:hAnsi="Arial"/>
+          <w:rFonts w:ascii="Arial" w:hAnsi="Arial" w:cs="Arial"/>
           <w:b w:val="0"/>
           <w:i w:val="0"/>
+          <w:color w:val="000000"/>
           <w:sz w:val="22"/>
         </w:rPr>
         <w:t>ii) Meningkatkan kepuasan pelanggan dan nilai pemegang saham</w:t>
@@ -906,13 +1871,15 @@
     </w:p>
     <w:p>
       <w:pPr>
-        <w:spacing w:after="160"/>
+        <w:spacing w:after="120" w:line="276" w:lineRule="auto"/>
+        <w:jc w:val="left"/>
       </w:pPr>
       <w:r>
         <w:rPr>
-          <w:rFonts w:ascii="Arial" w:hAnsi="Arial"/>
+          <w:rFonts w:ascii="Arial" w:hAnsi="Arial" w:cs="Arial"/>
           <w:b w:val="0"/>
           <w:i w:val="0"/>
+          <w:color w:val="000000"/>
           <w:sz w:val="22"/>
         </w:rPr>
         <w:t>iii) Mewujudkan sistem kerja yang responsif, fleksibel dan berdisiplin</w:t>
@@ -920,13 +1887,15 @@
     </w:p>
     <w:p>
       <w:pPr>
-        <w:spacing w:after="160"/>
+        <w:spacing w:after="120" w:line="276" w:lineRule="auto"/>
+        <w:jc w:val="left"/>
       </w:pPr>
       <w:r>
         <w:rPr>
-          <w:rFonts w:ascii="Arial" w:hAnsi="Arial"/>
+          <w:rFonts w:ascii="Arial" w:hAnsi="Arial" w:cs="Arial"/>
           <w:b w:val="0"/>
           <w:i w:val="0"/>
+          <w:color w:val="000000"/>
           <w:sz w:val="22"/>
         </w:rPr>
         <w:t>iv) Menggalakkan kerjasama antara jabatan</w:t>
@@ -934,13 +1903,15 @@
     </w:p>
     <w:p>
       <w:pPr>
-        <w:spacing w:after="160"/>
+        <w:spacing w:after="120" w:line="276" w:lineRule="auto"/>
+        <w:jc w:val="left"/>
       </w:pPr>
       <w:r>
         <w:rPr>
-          <w:rFonts w:ascii="Arial" w:hAnsi="Arial"/>
+          <w:rFonts w:ascii="Arial" w:hAnsi="Arial" w:cs="Arial"/>
           <w:b w:val="0"/>
           <w:i w:val="0"/>
+          <w:color w:val="000000"/>
           <w:sz w:val="22"/>
         </w:rPr>
         <w:t>v) Membangunkan peluang penambahbaikan dalam prosedur operasi</w:t>
@@ -948,13 +1919,15 @@
     </w:p>
     <w:p>
       <w:pPr>
-        <w:spacing w:after="160"/>
+        <w:spacing w:after="120" w:line="276" w:lineRule="auto"/>
+        <w:jc w:val="left"/>
       </w:pPr>
       <w:r>
         <w:rPr>
-          <w:rFonts w:ascii="Arial" w:hAnsi="Arial"/>
+          <w:rFonts w:ascii="Arial" w:hAnsi="Arial" w:cs="Arial"/>
           <w:b w:val="0"/>
           <w:i w:val="0"/>
+          <w:color w:val="000000"/>
           <w:sz w:val="22"/>
         </w:rPr>
         <w:t>vi) Memberi kuasa kepada pengurus dan pekerja untuk menyelesaikan tugas</w:t>
@@ -962,13 +1935,15 @@
     </w:p>
     <w:p>
       <w:pPr>
-        <w:spacing w:after="160"/>
+        <w:spacing w:after="120" w:line="276" w:lineRule="auto"/>
+        <w:jc w:val="left"/>
       </w:pPr>
       <w:r>
         <w:rPr>
-          <w:rFonts w:ascii="Arial" w:hAnsi="Arial"/>
+          <w:rFonts w:ascii="Arial" w:hAnsi="Arial" w:cs="Arial"/>
           <w:b w:val="0"/>
           <w:i w:val="0"/>
+          <w:color w:val="000000"/>
           <w:sz w:val="22"/>
         </w:rPr>
         <w:t>vii) Menghapuskan usaha yang membazir pada inisiatif dan projek di luar pelan strategik</w:t>
@@ -976,13 +1951,15 @@
     </w:p>
     <w:p>
       <w:pPr>
-        <w:spacing w:after="160"/>
+        <w:spacing w:after="120" w:line="276" w:lineRule="auto"/>
+        <w:jc w:val="left"/>
       </w:pPr>
       <w:r>
         <w:rPr>
-          <w:rFonts w:ascii="Arial" w:hAnsi="Arial"/>
+          <w:rFonts w:ascii="Arial" w:hAnsi="Arial" w:cs="Arial"/>
           <w:b w:val="0"/>
           <w:i w:val="0"/>
+          <w:color w:val="000000"/>
           <w:sz w:val="22"/>
         </w:rPr>
         <w:t>viii) Mengelakkan konflik dalam pelan teknologi, pengeluaran dan pemasaran</w:t>
@@ -990,13 +1967,15 @@
     </w:p>
     <w:p>
       <w:pPr>
-        <w:spacing w:after="160"/>
+        <w:spacing w:after="120" w:line="276" w:lineRule="auto"/>
+        <w:jc w:val="left"/>
       </w:pPr>
       <w:r>
         <w:rPr>
-          <w:rFonts w:ascii="Arial" w:hAnsi="Arial"/>
+          <w:rFonts w:ascii="Arial" w:hAnsi="Arial" w:cs="Arial"/>
           <w:b w:val="0"/>
           <w:i w:val="0"/>
+          <w:color w:val="000000"/>
           <w:sz w:val="22"/>
         </w:rPr>
         <w:t>ix) Menumpukan sumber ke arah matlamat kewangan yang boleh dicapai</w:t>
@@ -1004,13 +1983,15 @@
     </w:p>
     <w:p>
       <w:pPr>
-        <w:spacing w:after="160"/>
+        <w:spacing w:after="120" w:line="276" w:lineRule="auto"/>
+        <w:jc w:val="left"/>
       </w:pPr>
       <w:r>
         <w:rPr>
-          <w:rFonts w:ascii="Arial" w:hAnsi="Arial"/>
+          <w:rFonts w:ascii="Arial" w:hAnsi="Arial" w:cs="Arial"/>
           <w:b w:val="0"/>
           <w:i w:val="0"/>
+          <w:color w:val="000000"/>
           <w:sz w:val="22"/>
         </w:rPr>
         <w:t>Terdapat sepuluh langkah biasa untuk melaksanakan strategi ke dalam budaya dan operasi penuh sesebuah organisasi. Fungsi sumber manusia perlu terlibat dalam setiap satu:</w:t>
@@ -1018,31 +1999,35 @@
     </w:p>
     <w:p>
       <w:pPr>
-        <w:spacing w:after="160"/>
+        <w:spacing w:after="120" w:line="276" w:lineRule="auto"/>
+        <w:jc w:val="left"/>
       </w:pPr>
       <w:r>
         <w:rPr>
-          <w:rFonts w:ascii="Arial" w:hAnsi="Arial"/>
+          <w:rFonts w:ascii="Arial" w:hAnsi="Arial" w:cs="Arial"/>
           <w:b w:val="0"/>
           <w:i w:val="0"/>
+          <w:color w:val="000000"/>
           <w:sz w:val="22"/>
         </w:rPr>
         <w:t xml:space="preserve">2.1 </w:t>
       </w:r>
       <w:r>
         <w:rPr>
-          <w:rFonts w:ascii="Arial" w:hAnsi="Arial"/>
+          <w:rFonts w:ascii="Arial" w:hAnsi="Arial" w:cs="Arial"/>
           <w:b/>
           <w:i w:val="0"/>
+          <w:color w:val="000000"/>
           <w:sz w:val="22"/>
         </w:rPr>
         <w:t>Establish a Vision (Mewujudkan Visi):</w:t>
       </w:r>
       <w:r>
         <w:rPr>
-          <w:rFonts w:ascii="Arial" w:hAnsi="Arial"/>
+          <w:rFonts w:ascii="Arial" w:hAnsi="Arial" w:cs="Arial"/>
           <w:b w:val="0"/>
           <w:i w:val="0"/>
+          <w:color w:val="000000"/>
           <w:sz w:val="22"/>
         </w:rPr>
         <w:t xml:space="preserve"> Penggerakan strategik bermula dengan fokus kepada pelanggan. Visi yang dikongsi menentukan manfaat yang diharapkan pelanggan, pekerja, pemegang saham atau masyarakat. HR menyumbang pengetahuan tentang keupayaan organisasi untuk memenuhi visi.</w:t>
@@ -1050,31 +2035,35 @@
     </w:p>
     <w:p>
       <w:pPr>
-        <w:spacing w:after="160"/>
+        <w:spacing w:after="120" w:line="276" w:lineRule="auto"/>
+        <w:jc w:val="left"/>
       </w:pPr>
       <w:r>
         <w:rPr>
-          <w:rFonts w:ascii="Arial" w:hAnsi="Arial"/>
+          <w:rFonts w:ascii="Arial" w:hAnsi="Arial" w:cs="Arial"/>
           <w:b w:val="0"/>
           <w:i w:val="0"/>
+          <w:color w:val="000000"/>
           <w:sz w:val="22"/>
         </w:rPr>
         <w:t xml:space="preserve">2.2 </w:t>
       </w:r>
       <w:r>
         <w:rPr>
-          <w:rFonts w:ascii="Arial" w:hAnsi="Arial"/>
+          <w:rFonts w:ascii="Arial" w:hAnsi="Arial" w:cs="Arial"/>
           <w:b/>
           <w:i w:val="0"/>
+          <w:color w:val="000000"/>
           <w:sz w:val="22"/>
         </w:rPr>
         <w:t>Agree on a Mission (Bersetuju Dengan Misi):</w:t>
       </w:r>
       <w:r>
         <w:rPr>
-          <w:rFonts w:ascii="Arial" w:hAnsi="Arial"/>
+          <w:rFonts w:ascii="Arial" w:hAnsi="Arial" w:cs="Arial"/>
           <w:b w:val="0"/>
           <w:i w:val="0"/>
+          <w:color w:val="000000"/>
           <w:sz w:val="22"/>
         </w:rPr>
         <w:t xml:space="preserve"> Pernyataan misi menjawab soalan "Apakah jenis kerja yang kita lakukan?" dan menjelaskan tujuan wujud organisasi. HR menentukan sama ada budaya menyokong misi tersebut.</w:t>
@@ -1082,31 +2071,35 @@
     </w:p>
     <w:p>
       <w:pPr>
-        <w:spacing w:after="160"/>
+        <w:spacing w:after="120" w:line="276" w:lineRule="auto"/>
+        <w:jc w:val="left"/>
       </w:pPr>
       <w:r>
         <w:rPr>
-          <w:rFonts w:ascii="Arial" w:hAnsi="Arial"/>
+          <w:rFonts w:ascii="Arial" w:hAnsi="Arial" w:cs="Arial"/>
           <w:b w:val="0"/>
           <w:i w:val="0"/>
+          <w:color w:val="000000"/>
           <w:sz w:val="22"/>
         </w:rPr>
         <w:t xml:space="preserve">2.3 </w:t>
       </w:r>
       <w:r>
         <w:rPr>
-          <w:rFonts w:ascii="Arial" w:hAnsi="Arial"/>
+          <w:rFonts w:ascii="Arial" w:hAnsi="Arial" w:cs="Arial"/>
           <w:b/>
           <w:i w:val="0"/>
+          <w:color w:val="000000"/>
           <w:sz w:val="22"/>
         </w:rPr>
         <w:t>Develop Key Strategies (Membangunkan Strategi Utama):</w:t>
       </w:r>
       <w:r>
         <w:rPr>
-          <w:rFonts w:ascii="Arial" w:hAnsi="Arial"/>
+          <w:rFonts w:ascii="Arial" w:hAnsi="Arial" w:cs="Arial"/>
           <w:b w:val="0"/>
           <w:i w:val="0"/>
+          <w:color w:val="000000"/>
           <w:sz w:val="22"/>
         </w:rPr>
         <w:t xml:space="preserve"> Langkah pertama menukar visi kepada pelan yang boleh dicapai ialah membangunkan empat atau lima strategi yang menyumbang kepada visi keseluruhan, dengan menilai kesetiaan pelanggan, kos kualiti lemah, budaya syarikat dan kepuasan pekerja, proses kerja dalaman termasuk pembekal, serta penandaarasan persaingan.</w:t>
@@ -1114,31 +2107,35 @@
     </w:p>
     <w:p>
       <w:pPr>
-        <w:spacing w:after="160"/>
+        <w:spacing w:after="120" w:line="276" w:lineRule="auto"/>
+        <w:jc w:val="left"/>
       </w:pPr>
       <w:r>
         <w:rPr>
-          <w:rFonts w:ascii="Arial" w:hAnsi="Arial"/>
+          <w:rFonts w:ascii="Arial" w:hAnsi="Arial" w:cs="Arial"/>
           <w:b w:val="0"/>
           <w:i w:val="0"/>
+          <w:color w:val="000000"/>
           <w:sz w:val="22"/>
         </w:rPr>
         <w:t xml:space="preserve">2.4 </w:t>
       </w:r>
       <w:r>
         <w:rPr>
-          <w:rFonts w:ascii="Arial" w:hAnsi="Arial"/>
+          <w:rFonts w:ascii="Arial" w:hAnsi="Arial" w:cs="Arial"/>
           <w:b/>
           <w:i w:val="0"/>
+          <w:color w:val="000000"/>
           <w:sz w:val="22"/>
         </w:rPr>
         <w:t>Develop Strategic Goals (Membangunkan Matlamat Strategik):</w:t>
       </w:r>
       <w:r>
         <w:rPr>
-          <w:rFonts w:ascii="Arial" w:hAnsi="Arial"/>
+          <w:rFonts w:ascii="Arial" w:hAnsi="Arial" w:cs="Arial"/>
           <w:b w:val="0"/>
           <w:i w:val="0"/>
+          <w:color w:val="000000"/>
           <w:sz w:val="22"/>
         </w:rPr>
         <w:t xml:space="preserve"> Matlamat mesti spesifik, boleh diukur dan dalam tempoh tertentu — biasanya 1–2 tahun — merangkumi prestasi produk, prestasi persaingan, penambahbaikan kualiti, kos kualiti lemah, prestasi proses kerja, kepuasan pelanggan, dan kesetiaan/pengekalan pelanggan.</w:t>
@@ -1146,31 +2143,35 @@
     </w:p>
     <w:p>
       <w:pPr>
-        <w:spacing w:after="160"/>
+        <w:spacing w:after="120" w:line="276" w:lineRule="auto"/>
+        <w:jc w:val="left"/>
       </w:pPr>
       <w:r>
         <w:rPr>
-          <w:rFonts w:ascii="Arial" w:hAnsi="Arial"/>
+          <w:rFonts w:ascii="Arial" w:hAnsi="Arial" w:cs="Arial"/>
           <w:b w:val="0"/>
           <w:i w:val="0"/>
+          <w:color w:val="000000"/>
           <w:sz w:val="22"/>
         </w:rPr>
         <w:t xml:space="preserve">2.5 </w:t>
       </w:r>
       <w:r>
         <w:rPr>
-          <w:rFonts w:ascii="Arial" w:hAnsi="Arial"/>
+          <w:rFonts w:ascii="Arial" w:hAnsi="Arial" w:cs="Arial"/>
           <w:b/>
           <w:i w:val="0"/>
+          <w:color w:val="000000"/>
           <w:sz w:val="22"/>
         </w:rPr>
         <w:t>Establish Values (Mewujudkan Nilai):</w:t>
       </w:r>
       <w:r>
         <w:rPr>
-          <w:rFonts w:ascii="Arial" w:hAnsi="Arial"/>
+          <w:rFonts w:ascii="Arial" w:hAnsi="Arial" w:cs="Arial"/>
           <w:b w:val="0"/>
           <w:i w:val="0"/>
+          <w:color w:val="000000"/>
           <w:sz w:val="22"/>
         </w:rPr>
         <w:t xml:space="preserve"> Nilai ialah apa yang dipegang dan dipercayai organisasi, disokong oleh tindakan pengurusan. Latihan dan komunikasi nilai kepada semua pekerja adalah asas kepada misi HR.</w:t>
@@ -1178,31 +2179,35 @@
     </w:p>
     <w:p>
       <w:pPr>
-        <w:spacing w:after="160"/>
+        <w:spacing w:after="120" w:line="276" w:lineRule="auto"/>
+        <w:jc w:val="left"/>
       </w:pPr>
       <w:r>
         <w:rPr>
-          <w:rFonts w:ascii="Arial" w:hAnsi="Arial"/>
+          <w:rFonts w:ascii="Arial" w:hAnsi="Arial" w:cs="Arial"/>
           <w:b w:val="0"/>
           <w:i w:val="0"/>
+          <w:color w:val="000000"/>
           <w:sz w:val="22"/>
         </w:rPr>
         <w:t xml:space="preserve">2.6 </w:t>
       </w:r>
       <w:r>
         <w:rPr>
-          <w:rFonts w:ascii="Arial" w:hAnsi="Arial"/>
+          <w:rFonts w:ascii="Arial" w:hAnsi="Arial" w:cs="Arial"/>
           <w:b/>
           <w:i w:val="0"/>
+          <w:color w:val="000000"/>
           <w:sz w:val="22"/>
         </w:rPr>
         <w:t>Communicate Company Policies (Menyampaikan Polisi Syarikat):</w:t>
       </w:r>
       <w:r>
         <w:rPr>
-          <w:rFonts w:ascii="Arial" w:hAnsi="Arial"/>
+          <w:rFonts w:ascii="Arial" w:hAnsi="Arial" w:cs="Arial"/>
           <w:b w:val="0"/>
           <w:i w:val="0"/>
+          <w:color w:val="000000"/>
           <w:sz w:val="22"/>
         </w:rPr>
         <w:t xml:space="preserve"> Polisi sebagai panduan tindakan pengurusan diperlukan semasa perubahan, hasil pertimbangan menyeluruh pengurusan dengan kelulusan peringkat tertinggi.</w:t>
@@ -1210,31 +2215,35 @@
     </w:p>
     <w:p>
       <w:pPr>
-        <w:spacing w:after="160"/>
+        <w:spacing w:after="120" w:line="276" w:lineRule="auto"/>
+        <w:jc w:val="left"/>
       </w:pPr>
       <w:r>
         <w:rPr>
-          <w:rFonts w:ascii="Arial" w:hAnsi="Arial"/>
+          <w:rFonts w:ascii="Arial" w:hAnsi="Arial" w:cs="Arial"/>
           <w:b w:val="0"/>
           <w:i w:val="0"/>
+          <w:color w:val="000000"/>
           <w:sz w:val="22"/>
         </w:rPr>
         <w:t xml:space="preserve">2.7 </w:t>
       </w:r>
       <w:r>
         <w:rPr>
-          <w:rFonts w:ascii="Arial" w:hAnsi="Arial"/>
+          <w:rFonts w:ascii="Arial" w:hAnsi="Arial" w:cs="Arial"/>
           <w:b/>
           <w:i w:val="0"/>
+          <w:color w:val="000000"/>
           <w:sz w:val="22"/>
         </w:rPr>
         <w:t>Provide Top Management Leadership (Menyediakan Kepimpinan Pengurusan Atasan):</w:t>
       </w:r>
       <w:r>
         <w:rPr>
-          <w:rFonts w:ascii="Arial" w:hAnsi="Arial"/>
+          <w:rFonts w:ascii="Arial" w:hAnsi="Arial" w:cs="Arial"/>
           <w:b w:val="0"/>
           <w:i w:val="0"/>
+          <w:color w:val="000000"/>
           <w:sz w:val="22"/>
         </w:rPr>
         <w:t xml:space="preserve"> Penyertaan pengurusan kanan sebagai majlis eksekutif bertanggungjawab melaksanakan pelan kerja strategik dan memantau petunjuk prestasi utama.</w:t>
@@ -1242,31 +2251,35 @@
     </w:p>
     <w:p>
       <w:pPr>
-        <w:spacing w:after="160"/>
+        <w:spacing w:after="120" w:line="276" w:lineRule="auto"/>
+        <w:jc w:val="left"/>
       </w:pPr>
       <w:r>
         <w:rPr>
-          <w:rFonts w:ascii="Arial" w:hAnsi="Arial"/>
+          <w:rFonts w:ascii="Arial" w:hAnsi="Arial" w:cs="Arial"/>
           <w:b w:val="0"/>
           <w:i w:val="0"/>
+          <w:color w:val="000000"/>
           <w:sz w:val="22"/>
         </w:rPr>
         <w:t xml:space="preserve">2.9 </w:t>
       </w:r>
       <w:r>
         <w:rPr>
-          <w:rFonts w:ascii="Arial" w:hAnsi="Arial"/>
+          <w:rFonts w:ascii="Arial" w:hAnsi="Arial" w:cs="Arial"/>
           <w:b/>
           <w:i w:val="0"/>
+          <w:color w:val="000000"/>
           <w:sz w:val="22"/>
         </w:rPr>
         <w:t>Deploy Goals (Menggerakkan Matlamat):</w:t>
       </w:r>
       <w:r>
         <w:rPr>
-          <w:rFonts w:ascii="Arial" w:hAnsi="Arial"/>
+          <w:rFonts w:ascii="Arial" w:hAnsi="Arial" w:cs="Arial"/>
           <w:b w:val="0"/>
           <w:i w:val="0"/>
+          <w:color w:val="000000"/>
           <w:sz w:val="22"/>
         </w:rPr>
         <w:t xml:space="preserve"> Penggerakan matlamat jangka panjang dan pendek ialah penukarannya kepada pelan dan projek operasi — membahagikan matlamat dan mengagihkan sub-matlamat dengan perhatian teliti kepada perincian, peserta, jadual dan pencapaian penting.</w:t>
@@ -1274,31 +2287,35 @@
     </w:p>
     <w:p>
       <w:pPr>
-        <w:spacing w:after="160"/>
+        <w:spacing w:after="120" w:line="276" w:lineRule="auto"/>
+        <w:jc w:val="left"/>
       </w:pPr>
       <w:r>
         <w:rPr>
-          <w:rFonts w:ascii="Arial" w:hAnsi="Arial"/>
+          <w:rFonts w:ascii="Arial" w:hAnsi="Arial" w:cs="Arial"/>
           <w:b w:val="0"/>
           <w:i w:val="0"/>
+          <w:color w:val="000000"/>
           <w:sz w:val="22"/>
         </w:rPr>
         <w:t xml:space="preserve">2.10 </w:t>
       </w:r>
       <w:r>
         <w:rPr>
-          <w:rFonts w:ascii="Arial" w:hAnsi="Arial"/>
+          <w:rFonts w:ascii="Arial" w:hAnsi="Arial" w:cs="Arial"/>
           <w:b/>
           <w:i w:val="0"/>
+          <w:color w:val="000000"/>
           <w:sz w:val="22"/>
         </w:rPr>
         <w:t>Review Progress (Menyemak Kemajuan):</w:t>
       </w:r>
       <w:r>
         <w:rPr>
-          <w:rFonts w:ascii="Arial" w:hAnsi="Arial"/>
+          <w:rFonts w:ascii="Arial" w:hAnsi="Arial" w:cs="Arial"/>
           <w:b w:val="0"/>
           <w:i w:val="0"/>
+          <w:color w:val="000000"/>
           <w:sz w:val="22"/>
         </w:rPr>
         <w:t xml:space="preserve"> Semakan formal meningkatkan kebarangkalian mencapai matlamat. Organisasi perlu melihat jurang antara keadaan semasa dan sasaran melalui audit atau semakan bebas prestasi.</w:t>
@@ -1306,13 +2323,15 @@
     </w:p>
     <w:p>
       <w:pPr>
-        <w:spacing w:after="160"/>
+        <w:spacing w:after="120" w:line="276" w:lineRule="auto"/>
+        <w:jc w:val="left"/>
       </w:pPr>
       <w:r>
         <w:rPr>
-          <w:rFonts w:ascii="Arial" w:hAnsi="Arial"/>
+          <w:rFonts w:ascii="Arial" w:hAnsi="Arial" w:cs="Arial"/>
           <w:b w:val="0"/>
           <w:i/>
+          <w:color w:val="000000"/>
           <w:sz w:val="22"/>
         </w:rPr>
         <w:t>(Nota: langkah 2.8 tidak wujud dalam dokumen rasmi — penomboran melompat daripada 2.7 kepada 2.9 dalam sumber asal dan dikekalkan di sini.)</w:t>
@@ -1320,13 +2339,15 @@
     </w:p>
     <w:p>
       <w:pPr>
-        <w:spacing w:after="160"/>
+        <w:spacing w:after="120" w:line="276" w:lineRule="auto"/>
+        <w:jc w:val="left"/>
       </w:pPr>
       <w:r>
         <w:rPr>
-          <w:rFonts w:ascii="Arial" w:hAnsi="Arial"/>
+          <w:rFonts w:ascii="Arial" w:hAnsi="Arial" w:cs="Arial"/>
           <w:b w:val="0"/>
           <w:i w:val="0"/>
+          <w:color w:val="000000"/>
           <w:sz w:val="22"/>
         </w:rPr>
         <w:t>Faedah:</w:t>
@@ -1334,13 +2355,15 @@
     </w:p>
     <w:p>
       <w:pPr>
-        <w:spacing w:after="160"/>
+        <w:spacing w:after="120" w:line="276" w:lineRule="auto"/>
+        <w:jc w:val="left"/>
       </w:pPr>
       <w:r>
         <w:rPr>
-          <w:rFonts w:ascii="Arial" w:hAnsi="Arial"/>
+          <w:rFonts w:ascii="Arial" w:hAnsi="Arial" w:cs="Arial"/>
           <w:b w:val="0"/>
           <w:i w:val="0"/>
+          <w:color w:val="000000"/>
           <w:sz w:val="22"/>
         </w:rPr>
         <w:t>i) Matlamat menjadi jelas — kekaburan hilang; HR dilihat sebagai sumber bernilai tambah.</w:t>
@@ -1348,13 +2371,15 @@
     </w:p>
     <w:p>
       <w:pPr>
-        <w:spacing w:after="160"/>
+        <w:spacing w:after="120" w:line="276" w:lineRule="auto"/>
+        <w:jc w:val="left"/>
       </w:pPr>
       <w:r>
         <w:rPr>
-          <w:rFonts w:ascii="Arial" w:hAnsi="Arial"/>
+          <w:rFonts w:ascii="Arial" w:hAnsi="Arial" w:cs="Arial"/>
           <w:b w:val="0"/>
           <w:i w:val="0"/>
+          <w:color w:val="000000"/>
           <w:sz w:val="22"/>
         </w:rPr>
         <w:t>ii) Perancangan menjadikan matlamat boleh dicapai; mengurangkan keperluan pengambilan pekerja baharu.</w:t>
@@ -1362,13 +2387,15 @@
     </w:p>
     <w:p>
       <w:pPr>
-        <w:spacing w:after="160"/>
+        <w:spacing w:after="120" w:line="276" w:lineRule="auto"/>
+        <w:jc w:val="left"/>
       </w:pPr>
       <w:r>
         <w:rPr>
-          <w:rFonts w:ascii="Arial" w:hAnsi="Arial"/>
+          <w:rFonts w:ascii="Arial" w:hAnsi="Arial" w:cs="Arial"/>
           <w:b w:val="0"/>
           <w:i w:val="0"/>
+          <w:color w:val="000000"/>
           <w:sz w:val="22"/>
         </w:rPr>
         <w:t>iii) Kawalan proses memastikan matlamat tercapai.</w:t>
@@ -1376,13 +2403,15 @@
     </w:p>
     <w:p>
       <w:pPr>
-        <w:spacing w:after="160"/>
+        <w:spacing w:after="120" w:line="276" w:lineRule="auto"/>
+        <w:jc w:val="left"/>
       </w:pPr>
       <w:r>
         <w:rPr>
-          <w:rFonts w:ascii="Arial" w:hAnsi="Arial"/>
+          <w:rFonts w:ascii="Arial" w:hAnsi="Arial" w:cs="Arial"/>
           <w:b w:val="0"/>
           <w:i w:val="0"/>
+          <w:color w:val="000000"/>
           <w:sz w:val="22"/>
         </w:rPr>
         <w:t>iv) Pembaziran kronik dikurangkan.</w:t>
@@ -1390,27 +2419,31 @@
     </w:p>
     <w:p>
       <w:pPr>
-        <w:spacing w:before="200"/>
+        <w:spacing w:before="120" w:after="120" w:line="276" w:lineRule="auto"/>
+        <w:jc w:val="left"/>
       </w:pPr>
       <w:r>
         <w:rPr>
-          <w:rFonts w:ascii="Arial" w:hAnsi="Arial"/>
+          <w:rFonts w:ascii="Arial" w:hAnsi="Arial" w:cs="Arial"/>
           <w:b/>
           <w:i w:val="0"/>
-          <w:sz w:val="24"/>
+          <w:color w:val="000000"/>
+          <w:sz w:val="22"/>
         </w:rPr>
         <w:t>3. WORK PLAN EXECUTION (Pelaksanaan Pelan Kerja)</w:t>
       </w:r>
     </w:p>
     <w:p>
       <w:pPr>
-        <w:spacing w:after="160"/>
+        <w:spacing w:after="120" w:line="276" w:lineRule="auto"/>
+        <w:jc w:val="left"/>
       </w:pPr>
       <w:r>
         <w:rPr>
-          <w:rFonts w:ascii="Arial" w:hAnsi="Arial"/>
+          <w:rFonts w:ascii="Arial" w:hAnsi="Arial" w:cs="Arial"/>
           <w:b w:val="0"/>
           <w:i w:val="0"/>
+          <w:color w:val="000000"/>
           <w:sz w:val="22"/>
         </w:rPr>
         <w:t>Proses Pelaksanaan Pelan Kerja memastikan aktiviti kerja yang dirancang dijalankan secara berkesan dan cekap, sambil memastikan pengukuran terhadap pelan kerja, spesifikasi dan konsep kebolehlaksanaan asal terus dikumpul, dianalisis dan ditindaklanjuti sepanjang kitaran hayat kerja. Tanpa proses pelaksanaan kerja yang jelas, setiap pasukan kerja akan melaksanakan kerja mengikut amalan, pengalaman dan kaedah masing-masing — menyebabkan aktiviti kawalan, penjejakan dan tindakan pembetulan tertentu terlepas pandang.</w:t>
@@ -1418,22 +2451,25 @@
     </w:p>
     <w:p>
       <w:pPr>
-        <w:spacing w:after="160"/>
+        <w:spacing w:after="120" w:line="276" w:lineRule="auto"/>
+        <w:jc w:val="left"/>
       </w:pPr>
       <w:r>
         <w:rPr>
-          <w:rFonts w:ascii="Arial" w:hAnsi="Arial"/>
+          <w:rFonts w:ascii="Arial" w:hAnsi="Arial" w:cs="Arial"/>
           <w:b/>
           <w:i w:val="0"/>
+          <w:color w:val="000000"/>
           <w:sz w:val="22"/>
         </w:rPr>
         <w:t>Figure 1: Work Plan Execution Structure</w:t>
       </w:r>
       <w:r>
         <w:rPr>
-          <w:rFonts w:ascii="Arial" w:hAnsi="Arial"/>
+          <w:rFonts w:ascii="Arial" w:hAnsi="Arial" w:cs="Arial"/>
           <w:b w:val="0"/>
           <w:i w:val="0"/>
+          <w:color w:val="000000"/>
           <w:sz w:val="22"/>
         </w:rPr>
         <w:t xml:space="preserve"> — pelaksanaan kerja amat bergantung kepada pelan yang dibangunkan semasa Fasa Perancangan.</w:t>
@@ -1441,22 +2477,25 @@
     </w:p>
     <w:p>
       <w:pPr>
-        <w:spacing w:after="160"/>
+        <w:spacing w:after="120" w:line="276" w:lineRule="auto"/>
+        <w:jc w:val="left"/>
       </w:pPr>
       <w:r>
         <w:rPr>
-          <w:rFonts w:ascii="Arial" w:hAnsi="Arial"/>
+          <w:rFonts w:ascii="Arial" w:hAnsi="Arial" w:cs="Arial"/>
           <w:b/>
           <w:i w:val="0"/>
+          <w:color w:val="000000"/>
           <w:sz w:val="22"/>
         </w:rPr>
         <w:t>Figure 2: Execution Phase</w:t>
       </w:r>
       <w:r>
         <w:rPr>
-          <w:rFonts w:ascii="Arial" w:hAnsi="Arial"/>
+          <w:rFonts w:ascii="Arial" w:hAnsi="Arial" w:cs="Arial"/>
           <w:b w:val="0"/>
           <w:i w:val="0"/>
+          <w:color w:val="000000"/>
           <w:sz w:val="22"/>
         </w:rPr>
         <w:t xml:space="preserve"> — semasa Fasa Pelaksanaan, Pengurus Kerja perlu menyokong dan memantau pelaksanaan pelan komunikasi, pelan risiko dan pelan perolehan melalui interaksi harian dengan pasukan kerja dan pihak berkepentingan.</w:t>
@@ -1464,40 +2503,45 @@
     </w:p>
     <w:p>
       <w:pPr>
-        <w:spacing w:after="160"/>
+        <w:spacing w:after="120" w:line="276" w:lineRule="auto"/>
+        <w:jc w:val="left"/>
       </w:pPr>
       <w:r>
         <w:rPr>
-          <w:rFonts w:ascii="Arial" w:hAnsi="Arial"/>
+          <w:rFonts w:ascii="Arial" w:hAnsi="Arial" w:cs="Arial"/>
           <w:b w:val="0"/>
           <w:i/>
+          <w:color w:val="000000"/>
           <w:sz w:val="22"/>
         </w:rPr>
         <w:t>Contoh studio:</w:t>
       </w:r>
       <w:r>
         <w:rPr>
-          <w:rFonts w:ascii="Arial" w:hAnsi="Arial"/>
+          <w:rFonts w:ascii="Arial" w:hAnsi="Arial" w:cs="Arial"/>
           <w:b w:val="0"/>
           <w:i w:val="0"/>
+          <w:color w:val="000000"/>
           <w:sz w:val="22"/>
         </w:rPr>
         <w:t xml:space="preserve"> seorang Editor Kanan yang mengetuai jadual pasca-pengeluaran (</w:t>
       </w:r>
       <w:r>
         <w:rPr>
-          <w:rFonts w:ascii="Arial" w:hAnsi="Arial"/>
+          <w:rFonts w:ascii="Arial" w:hAnsi="Arial" w:cs="Arial"/>
           <w:b w:val="0"/>
           <w:i/>
+          <w:color w:val="000000"/>
           <w:sz w:val="22"/>
         </w:rPr>
         <w:t>post-production schedule</w:t>
       </w:r>
       <w:r>
         <w:rPr>
-          <w:rFonts w:ascii="Arial" w:hAnsi="Arial"/>
+          <w:rFonts w:ascii="Arial" w:hAnsi="Arial" w:cs="Arial"/>
           <w:b w:val="0"/>
           <w:i w:val="0"/>
+          <w:color w:val="000000"/>
           <w:sz w:val="22"/>
         </w:rPr>
         <w:t>) bagi satu iklan korporat perlu memantau pelan komunikasi harian dengan Producer dan klien, pelan risiko (contohnya kemungkinan kelewatan penghantaran footage kamera), dan pelan perolehan (sewaan peralatan tambahan) — semuanya dijejaki sepanjang tempoh editan sehingga tarikh siaran.</w:t>
@@ -1505,13 +2549,15 @@
     </w:p>
     <w:p>
       <w:pPr>
-        <w:spacing w:after="160"/>
+        <w:spacing w:after="120" w:line="276" w:lineRule="auto"/>
+        <w:jc w:val="left"/>
       </w:pPr>
       <w:r>
         <w:rPr>
-          <w:rFonts w:ascii="Arial" w:hAnsi="Arial"/>
+          <w:rFonts w:ascii="Arial" w:hAnsi="Arial" w:cs="Arial"/>
           <w:b w:val="0"/>
           <w:i w:val="0"/>
+          <w:color w:val="000000"/>
           <w:sz w:val="22"/>
         </w:rPr>
         <w:t>#### 3.1 How to Plan Work Execution (Cara Merancang Pelaksanaan Kerja)</w:t>
@@ -1519,13 +2565,15 @@
     </w:p>
     <w:p>
       <w:pPr>
-        <w:spacing w:after="160"/>
+        <w:spacing w:after="120" w:line="276" w:lineRule="auto"/>
+        <w:jc w:val="left"/>
       </w:pPr>
       <w:r>
         <w:rPr>
-          <w:rFonts w:ascii="Arial" w:hAnsi="Arial"/>
+          <w:rFonts w:ascii="Arial" w:hAnsi="Arial" w:cs="Arial"/>
           <w:b w:val="0"/>
           <w:i w:val="0"/>
+          <w:color w:val="000000"/>
           <w:sz w:val="22"/>
         </w:rPr>
         <w:t>Ini sering menjadi fasa apabila pengurusan lebih terlibat dan teruja melihat hasil kerja. Persediaan untuk memulakan kerja melibatkan tugas berikut:</w:t>
@@ -1533,49 +2581,55 @@
     </w:p>
     <w:p>
       <w:pPr>
-        <w:spacing w:after="160"/>
+        <w:spacing w:after="120" w:line="276" w:lineRule="auto"/>
+        <w:jc w:val="left"/>
       </w:pPr>
       <w:r>
         <w:rPr>
-          <w:rFonts w:ascii="Arial" w:hAnsi="Arial"/>
+          <w:rFonts w:ascii="Arial" w:hAnsi="Arial" w:cs="Arial"/>
           <w:b w:val="0"/>
           <w:i w:val="0"/>
+          <w:color w:val="000000"/>
           <w:sz w:val="22"/>
         </w:rPr>
         <w:t xml:space="preserve">i) </w:t>
       </w:r>
       <w:r>
         <w:rPr>
-          <w:rFonts w:ascii="Arial" w:hAnsi="Arial"/>
+          <w:rFonts w:ascii="Arial" w:hAnsi="Arial" w:cs="Arial"/>
           <w:b/>
           <w:i w:val="0"/>
+          <w:color w:val="000000"/>
           <w:sz w:val="22"/>
         </w:rPr>
         <w:t>Assigning People to All Work Roles (Menugaskan Orang Kepada Semua Peranan Kerja):</w:t>
       </w:r>
       <w:r>
         <w:rPr>
-          <w:rFonts w:ascii="Arial" w:hAnsi="Arial"/>
+          <w:rFonts w:ascii="Arial" w:hAnsi="Arial" w:cs="Arial"/>
           <w:b w:val="0"/>
           <w:i w:val="0"/>
+          <w:color w:val="000000"/>
           <w:sz w:val="22"/>
         </w:rPr>
         <w:t xml:space="preserve"> Sahkan individu yang akan melaksanakan kerja, dan berunding dengan mereka serta pengurus mereka untuk memastikan ketersediaan. </w:t>
       </w:r>
       <w:r>
         <w:rPr>
-          <w:rFonts w:ascii="Arial" w:hAnsi="Arial"/>
+          <w:rFonts w:ascii="Arial" w:hAnsi="Arial" w:cs="Arial"/>
           <w:b w:val="0"/>
           <w:i/>
+          <w:color w:val="000000"/>
           <w:sz w:val="22"/>
         </w:rPr>
         <w:t>Contoh studio:</w:t>
       </w:r>
       <w:r>
         <w:rPr>
-          <w:rFonts w:ascii="Arial" w:hAnsi="Arial"/>
+          <w:rFonts w:ascii="Arial" w:hAnsi="Arial" w:cs="Arial"/>
           <w:b w:val="0"/>
           <w:i w:val="0"/>
+          <w:color w:val="000000"/>
           <w:sz w:val="22"/>
         </w:rPr>
         <w:t xml:space="preserve"> mengesahkan Editor, Colourist dan Sound Designer yang akan ditugaskan pada projek video korporat tertentu.</w:t>
@@ -1583,31 +2637,35 @@
     </w:p>
     <w:p>
       <w:pPr>
-        <w:spacing w:after="160"/>
+        <w:spacing w:after="120" w:line="276" w:lineRule="auto"/>
+        <w:jc w:val="left"/>
       </w:pPr>
       <w:r>
         <w:rPr>
-          <w:rFonts w:ascii="Arial" w:hAnsi="Arial"/>
+          <w:rFonts w:ascii="Arial" w:hAnsi="Arial" w:cs="Arial"/>
           <w:b w:val="0"/>
           <w:i w:val="0"/>
+          <w:color w:val="000000"/>
           <w:sz w:val="22"/>
         </w:rPr>
         <w:t xml:space="preserve">ii) </w:t>
       </w:r>
       <w:r>
         <w:rPr>
-          <w:rFonts w:ascii="Arial" w:hAnsi="Arial"/>
+          <w:rFonts w:ascii="Arial" w:hAnsi="Arial" w:cs="Arial"/>
           <w:b/>
           <w:i w:val="0"/>
+          <w:color w:val="000000"/>
           <w:sz w:val="22"/>
         </w:rPr>
         <w:t>Introducing Team Members (Memperkenalkan Ahli Pasukan):</w:t>
       </w:r>
       <w:r>
         <w:rPr>
-          <w:rFonts w:ascii="Arial" w:hAnsi="Arial"/>
+          <w:rFonts w:ascii="Arial" w:hAnsi="Arial" w:cs="Arial"/>
           <w:b w:val="0"/>
           <w:i w:val="0"/>
+          <w:color w:val="000000"/>
           <w:sz w:val="22"/>
         </w:rPr>
         <w:t xml:space="preserve"> Membantu ahli pasukan membina hubungan interpersonal dan memahami tujuan keseluruhan kerja serta cara bahagian berbeza saling berkait.</w:t>
@@ -1615,31 +2673,35 @@
     </w:p>
     <w:p>
       <w:pPr>
-        <w:spacing w:after="160"/>
+        <w:spacing w:after="120" w:line="276" w:lineRule="auto"/>
+        <w:jc w:val="left"/>
       </w:pPr>
       <w:r>
         <w:rPr>
-          <w:rFonts w:ascii="Arial" w:hAnsi="Arial"/>
+          <w:rFonts w:ascii="Arial" w:hAnsi="Arial" w:cs="Arial"/>
           <w:b w:val="0"/>
           <w:i w:val="0"/>
+          <w:color w:val="000000"/>
           <w:sz w:val="22"/>
         </w:rPr>
         <w:t xml:space="preserve">iii) </w:t>
       </w:r>
       <w:r>
         <w:rPr>
-          <w:rFonts w:ascii="Arial" w:hAnsi="Arial"/>
+          <w:rFonts w:ascii="Arial" w:hAnsi="Arial" w:cs="Arial"/>
           <w:b/>
           <w:i w:val="0"/>
+          <w:color w:val="000000"/>
           <w:sz w:val="22"/>
         </w:rPr>
         <w:t>Giving and Explaining Tasks (Memberi Dan Menerangkan Tugas):</w:t>
       </w:r>
       <w:r>
         <w:rPr>
-          <w:rFonts w:ascii="Arial" w:hAnsi="Arial"/>
+          <w:rFonts w:ascii="Arial" w:hAnsi="Arial" w:cs="Arial"/>
           <w:b w:val="0"/>
           <w:i w:val="0"/>
+          <w:color w:val="000000"/>
           <w:sz w:val="22"/>
         </w:rPr>
         <w:t xml:space="preserve"> Menerangkan kepada semua ahli pasukan apa yang mereka bertanggungjawab hasilkan dan cara kerja diselaraskan.</w:t>
@@ -1647,31 +2709,35 @@
     </w:p>
     <w:p>
       <w:pPr>
-        <w:spacing w:after="160"/>
+        <w:spacing w:after="120" w:line="276" w:lineRule="auto"/>
+        <w:jc w:val="left"/>
       </w:pPr>
       <w:r>
         <w:rPr>
-          <w:rFonts w:ascii="Arial" w:hAnsi="Arial"/>
+          <w:rFonts w:ascii="Arial" w:hAnsi="Arial" w:cs="Arial"/>
           <w:b w:val="0"/>
           <w:i w:val="0"/>
+          <w:color w:val="000000"/>
           <w:sz w:val="22"/>
         </w:rPr>
         <w:t xml:space="preserve">iv) </w:t>
       </w:r>
       <w:r>
         <w:rPr>
-          <w:rFonts w:ascii="Arial" w:hAnsi="Arial"/>
+          <w:rFonts w:ascii="Arial" w:hAnsi="Arial" w:cs="Arial"/>
           <w:b/>
           <w:i w:val="0"/>
+          <w:color w:val="000000"/>
           <w:sz w:val="22"/>
         </w:rPr>
         <w:t>Defining How the Team Will Perform Its Essential Functions (Menentukan Cara Pasukan Melaksanakan Fungsi Penting):</w:t>
       </w:r>
       <w:r>
         <w:rPr>
-          <w:rFonts w:ascii="Arial" w:hAnsi="Arial"/>
+          <w:rFonts w:ascii="Arial" w:hAnsi="Arial" w:cs="Arial"/>
           <w:b w:val="0"/>
           <w:i w:val="0"/>
+          <w:color w:val="000000"/>
           <w:sz w:val="22"/>
         </w:rPr>
         <w:t xml:space="preserve"> Menentukan cara pasukan mengendalikan komunikasi rutin, membuat keputusan kerja dan menyelesaikan konflik.</w:t>
@@ -1679,67 +2745,75 @@
     </w:p>
     <w:p>
       <w:pPr>
-        <w:spacing w:after="160"/>
+        <w:spacing w:after="120" w:line="276" w:lineRule="auto"/>
+        <w:jc w:val="left"/>
       </w:pPr>
       <w:r>
         <w:rPr>
-          <w:rFonts w:ascii="Arial" w:hAnsi="Arial"/>
+          <w:rFonts w:ascii="Arial" w:hAnsi="Arial" w:cs="Arial"/>
           <w:b w:val="0"/>
           <w:i w:val="0"/>
+          <w:color w:val="000000"/>
           <w:sz w:val="22"/>
         </w:rPr>
         <w:t xml:space="preserve">v) </w:t>
       </w:r>
       <w:r>
         <w:rPr>
-          <w:rFonts w:ascii="Arial" w:hAnsi="Arial"/>
+          <w:rFonts w:ascii="Arial" w:hAnsi="Arial" w:cs="Arial"/>
           <w:b/>
           <w:i w:val="0"/>
+          <w:color w:val="000000"/>
           <w:sz w:val="22"/>
         </w:rPr>
         <w:t>Setting Up Necessary Tracking Systems (Menyediakan Sistem Penjejakan):</w:t>
       </w:r>
       <w:r>
         <w:rPr>
-          <w:rFonts w:ascii="Arial" w:hAnsi="Arial"/>
+          <w:rFonts w:ascii="Arial" w:hAnsi="Arial" w:cs="Arial"/>
           <w:b w:val="0"/>
           <w:i w:val="0"/>
+          <w:color w:val="000000"/>
           <w:sz w:val="22"/>
         </w:rPr>
         <w:t xml:space="preserve"> Menentukan elemen untuk menjejak jadual, usaha kerja dan perbelanjaan — </w:t>
       </w:r>
       <w:r>
         <w:rPr>
-          <w:rFonts w:ascii="Arial" w:hAnsi="Arial"/>
+          <w:rFonts w:ascii="Arial" w:hAnsi="Arial" w:cs="Arial"/>
           <w:b w:val="0"/>
           <w:i/>
+          <w:color w:val="000000"/>
           <w:sz w:val="22"/>
         </w:rPr>
         <w:t>contoh studio:</w:t>
       </w:r>
       <w:r>
         <w:rPr>
-          <w:rFonts w:ascii="Arial" w:hAnsi="Arial"/>
+          <w:rFonts w:ascii="Arial" w:hAnsi="Arial" w:cs="Arial"/>
           <w:b w:val="0"/>
           <w:i w:val="0"/>
+          <w:color w:val="000000"/>
           <w:sz w:val="22"/>
         </w:rPr>
         <w:t xml:space="preserve"> papan tugasan (</w:t>
       </w:r>
       <w:r>
         <w:rPr>
-          <w:rFonts w:ascii="Arial" w:hAnsi="Arial"/>
+          <w:rFonts w:ascii="Arial" w:hAnsi="Arial" w:cs="Arial"/>
           <w:b w:val="0"/>
           <w:i/>
+          <w:color w:val="000000"/>
           <w:sz w:val="22"/>
         </w:rPr>
         <w:t>task board</w:t>
       </w:r>
       <w:r>
         <w:rPr>
-          <w:rFonts w:ascii="Arial" w:hAnsi="Arial"/>
+          <w:rFonts w:ascii="Arial" w:hAnsi="Arial" w:cs="Arial"/>
           <w:b w:val="0"/>
           <w:i w:val="0"/>
+          <w:color w:val="000000"/>
           <w:sz w:val="22"/>
         </w:rPr>
         <w:t>) untuk menjejak status setiap klip/episod dalam pengeluaran.</w:t>
@@ -1747,31 +2821,35 @@
     </w:p>
     <w:p>
       <w:pPr>
-        <w:spacing w:after="160"/>
+        <w:spacing w:after="120" w:line="276" w:lineRule="auto"/>
+        <w:jc w:val="left"/>
       </w:pPr>
       <w:r>
         <w:rPr>
-          <w:rFonts w:ascii="Arial" w:hAnsi="Arial"/>
+          <w:rFonts w:ascii="Arial" w:hAnsi="Arial" w:cs="Arial"/>
           <w:b w:val="0"/>
           <w:i w:val="0"/>
+          <w:color w:val="000000"/>
           <w:sz w:val="22"/>
         </w:rPr>
         <w:t xml:space="preserve">vi) </w:t>
       </w:r>
       <w:r>
         <w:rPr>
-          <w:rFonts w:ascii="Arial" w:hAnsi="Arial"/>
+          <w:rFonts w:ascii="Arial" w:hAnsi="Arial" w:cs="Arial"/>
           <w:b/>
           <w:i w:val="0"/>
+          <w:color w:val="000000"/>
           <w:sz w:val="22"/>
         </w:rPr>
         <w:t>Announcing the Works to the Organization (Mengumumkan Kerja Kepada Organisasi):</w:t>
       </w:r>
       <w:r>
         <w:rPr>
-          <w:rFonts w:ascii="Arial" w:hAnsi="Arial"/>
+          <w:rFonts w:ascii="Arial" w:hAnsi="Arial" w:cs="Arial"/>
           <w:b w:val="0"/>
           <w:i w:val="0"/>
+          <w:color w:val="000000"/>
           <w:sz w:val="22"/>
         </w:rPr>
         <w:t xml:space="preserve"> Memaklumkan kewujudan kerja, apa yang akan dihasilkan, serta bila ia bermula dan berakhir.</w:t>
@@ -1779,13 +2857,15 @@
     </w:p>
     <w:p>
       <w:pPr>
-        <w:spacing w:after="160"/>
+        <w:spacing w:after="120" w:line="276" w:lineRule="auto"/>
+        <w:jc w:val="left"/>
       </w:pPr>
       <w:r>
         <w:rPr>
-          <w:rFonts w:ascii="Arial" w:hAnsi="Arial"/>
+          <w:rFonts w:ascii="Arial" w:hAnsi="Arial" w:cs="Arial"/>
           <w:b w:val="0"/>
           <w:i w:val="0"/>
+          <w:color w:val="000000"/>
           <w:sz w:val="22"/>
         </w:rPr>
         <w:t>#### 3.2 Effective Execution Decisions (Keputusan Pelaksanaan Berkesan)</w:t>
@@ -1793,13 +2873,15 @@
     </w:p>
     <w:p>
       <w:pPr>
-        <w:spacing w:after="160"/>
+        <w:spacing w:after="120" w:line="276" w:lineRule="auto"/>
+        <w:jc w:val="left"/>
       </w:pPr>
       <w:r>
         <w:rPr>
-          <w:rFonts w:ascii="Arial" w:hAnsi="Arial"/>
+          <w:rFonts w:ascii="Arial" w:hAnsi="Arial" w:cs="Arial"/>
           <w:b w:val="0"/>
           <w:i w:val="0"/>
+          <w:color w:val="000000"/>
           <w:sz w:val="22"/>
         </w:rPr>
         <w:t>Tiga keputusan yang boleh dibuat oleh pemimpin untuk memastikan pelaksanaan berkesan ialah mengetahui hasil akhir kerja, mengetahui pihak yang terlibat, dan menetapkan garis masa langkah tindakan yang jelas.</w:t>
@@ -1807,31 +2889,35 @@
     </w:p>
     <w:p>
       <w:pPr>
-        <w:spacing w:after="160"/>
+        <w:spacing w:after="120" w:line="276" w:lineRule="auto"/>
+        <w:jc w:val="left"/>
       </w:pPr>
       <w:r>
         <w:rPr>
-          <w:rFonts w:ascii="Arial" w:hAnsi="Arial"/>
+          <w:rFonts w:ascii="Arial" w:hAnsi="Arial" w:cs="Arial"/>
           <w:b w:val="0"/>
           <w:i w:val="0"/>
+          <w:color w:val="000000"/>
           <w:sz w:val="22"/>
         </w:rPr>
         <w:t xml:space="preserve">i) </w:t>
       </w:r>
       <w:r>
         <w:rPr>
-          <w:rFonts w:ascii="Arial" w:hAnsi="Arial"/>
+          <w:rFonts w:ascii="Arial" w:hAnsi="Arial" w:cs="Arial"/>
           <w:b/>
           <w:i w:val="0"/>
+          <w:color w:val="000000"/>
           <w:sz w:val="22"/>
         </w:rPr>
         <w:t>Know Your Outcome of Your Work (Ketahui Hasil Kerja Anda):</w:t>
       </w:r>
       <w:r>
         <w:rPr>
-          <w:rFonts w:ascii="Arial" w:hAnsi="Arial"/>
+          <w:rFonts w:ascii="Arial" w:hAnsi="Arial" w:cs="Arial"/>
           <w:b w:val="0"/>
           <w:i w:val="0"/>
+          <w:color w:val="000000"/>
           <w:sz w:val="22"/>
         </w:rPr>
         <w:t xml:space="preserve"> Memiliki dan menyampaikan visi ini kepada pasukan supaya mereka tahu ke mana kerja menuju. Tanpa visi jelas atau sasaran, kegagalan akan berlaku.</w:t>
@@ -1839,31 +2925,35 @@
     </w:p>
     <w:p>
       <w:pPr>
-        <w:spacing w:after="160"/>
+        <w:spacing w:after="120" w:line="276" w:lineRule="auto"/>
+        <w:jc w:val="left"/>
       </w:pPr>
       <w:r>
         <w:rPr>
-          <w:rFonts w:ascii="Arial" w:hAnsi="Arial"/>
+          <w:rFonts w:ascii="Arial" w:hAnsi="Arial" w:cs="Arial"/>
           <w:b w:val="0"/>
           <w:i w:val="0"/>
+          <w:color w:val="000000"/>
           <w:sz w:val="22"/>
         </w:rPr>
         <w:t xml:space="preserve">ii) </w:t>
       </w:r>
       <w:r>
         <w:rPr>
-          <w:rFonts w:ascii="Arial" w:hAnsi="Arial"/>
+          <w:rFonts w:ascii="Arial" w:hAnsi="Arial" w:cs="Arial"/>
           <w:b/>
           <w:i w:val="0"/>
+          <w:color w:val="000000"/>
           <w:sz w:val="22"/>
         </w:rPr>
         <w:t>Know Key Players Involved (Ketahui Pihak Utama Yang Terlibat):</w:t>
       </w:r>
       <w:r>
         <w:rPr>
-          <w:rFonts w:ascii="Arial" w:hAnsi="Arial"/>
+          <w:rFonts w:ascii="Arial" w:hAnsi="Arial" w:cs="Arial"/>
           <w:b w:val="0"/>
           <w:i w:val="0"/>
+          <w:color w:val="000000"/>
           <w:sz w:val="22"/>
         </w:rPr>
         <w:t xml:space="preserve"> Mengetahui siapa yang terlibat dalam kerja dan peranan spesifik mereka, bagi mengelakkan kekeliruan dan pembaziran jam kerja.</w:t>
@@ -1871,67 +2961,79 @@
     </w:p>
     <w:p>
       <w:pPr>
-        <w:spacing w:after="160"/>
+        <w:spacing w:after="120" w:line="276" w:lineRule="auto"/>
+        <w:jc w:val="left"/>
       </w:pPr>
       <w:r>
         <w:rPr>
-          <w:rFonts w:ascii="Arial" w:hAnsi="Arial"/>
+          <w:rFonts w:ascii="Arial" w:hAnsi="Arial" w:cs="Arial"/>
           <w:b w:val="0"/>
           <w:i w:val="0"/>
+          <w:color w:val="000000"/>
           <w:sz w:val="22"/>
         </w:rPr>
         <w:t xml:space="preserve">iii) </w:t>
       </w:r>
       <w:r>
         <w:rPr>
-          <w:rFonts w:ascii="Arial" w:hAnsi="Arial"/>
+          <w:rFonts w:ascii="Arial" w:hAnsi="Arial" w:cs="Arial"/>
           <w:b/>
           <w:i w:val="0"/>
+          <w:color w:val="000000"/>
           <w:sz w:val="22"/>
         </w:rPr>
         <w:t>Establish a Timeline of Actionable Steps (Menetapkan Garis Masa Langkah Tindakan):</w:t>
       </w:r>
       <w:r>
         <w:rPr>
-          <w:rFonts w:ascii="Arial" w:hAnsi="Arial"/>
+          <w:rFonts w:ascii="Arial" w:hAnsi="Arial" w:cs="Arial"/>
           <w:b w:val="0"/>
           <w:i w:val="0"/>
+          <w:color w:val="000000"/>
           <w:sz w:val="22"/>
         </w:rPr>
         <w:t xml:space="preserve"> Memecahkan kerja kepada langkah tindakan yang boleh diurus membantu membina peta jalan kejayaan dan memastikan organisasi terus bergerak maju.</w:t>
       </w:r>
     </w:p>
     <w:p>
+      <w:pPr>
+        <w:spacing w:before="120" w:after="120" w:line="276" w:lineRule="auto"/>
+        <w:jc w:val="left"/>
+      </w:pPr>
       <w:r>
         <w:rPr>
-          <w:rFonts w:ascii="Arial" w:hAnsi="Arial"/>
+          <w:rFonts w:ascii="Arial" w:hAnsi="Arial" w:cs="Arial"/>
           <w:b/>
-          <w:sz w:val="24"/>
+          <w:color w:val="000000"/>
+          <w:sz w:val="22"/>
         </w:rPr>
         <w:t>SOALAN</w:t>
       </w:r>
       <w:r>
         <w:rPr>
-          <w:rFonts w:ascii="Arial" w:hAnsi="Arial"/>
+          <w:rFonts w:ascii="Arial" w:hAnsi="Arial" w:cs="Arial"/>
           <w:b/>
-          <w:sz w:val="24"/>
+          <w:color w:val="000000"/>
+          <w:sz w:val="22"/>
         </w:rPr>
         <w:t>/</w:t>
       </w:r>
       <w:r>
         <w:rPr>
-          <w:rFonts w:ascii="Arial" w:hAnsi="Arial"/>
+          <w:rFonts w:ascii="Arial" w:hAnsi="Arial" w:cs="Arial"/>
           <w:b/>
           <w:i/>
-          <w:sz w:val="24"/>
+          <w:color w:val="000000"/>
+          <w:sz w:val="22"/>
         </w:rPr>
         <w:t>QUESTION</w:t>
       </w:r>
       <w:r>
         <w:rPr>
-          <w:rFonts w:ascii="Arial" w:hAnsi="Arial"/>
+          <w:rFonts w:ascii="Arial" w:hAnsi="Arial" w:cs="Arial"/>
           <w:b/>
-          <w:sz w:val="24"/>
+          <w:color w:val="000000"/>
+          <w:sz w:val="22"/>
         </w:rPr>
         <w:t>:</w:t>
       </w:r>
@@ -1939,13 +3041,15 @@
     <w:p/>
     <w:p>
       <w:pPr>
-        <w:spacing w:after="160"/>
+        <w:spacing w:after="120" w:before="120" w:line="276" w:lineRule="auto"/>
+        <w:jc w:val="left"/>
       </w:pPr>
       <w:r>
         <w:rPr>
-          <w:rFonts w:ascii="Arial" w:hAnsi="Arial"/>
+          <w:rFonts w:ascii="Arial" w:hAnsi="Arial" w:cs="Arial"/>
           <w:b/>
           <w:i w:val="0"/>
+          <w:color w:val="000000"/>
           <w:sz w:val="22"/>
         </w:rPr>
         <w:t>1. Senaraikan dan terangkan empat (4) jenis aset berserta contoh.</w:t>
@@ -1953,22 +3057,25 @@
     </w:p>
     <w:p>
       <w:pPr>
-        <w:spacing w:after="160"/>
+        <w:spacing w:after="120" w:line="276" w:lineRule="auto"/>
+        <w:jc w:val="left"/>
       </w:pPr>
       <w:r>
         <w:rPr>
-          <w:rFonts w:ascii="Arial" w:hAnsi="Arial"/>
+          <w:rFonts w:ascii="Arial" w:hAnsi="Arial" w:cs="Arial"/>
           <w:b w:val="0"/>
           <w:i/>
+          <w:color w:val="000000"/>
           <w:sz w:val="22"/>
         </w:rPr>
         <w:t>Jawapan model:</w:t>
       </w:r>
       <w:r>
         <w:rPr>
-          <w:rFonts w:ascii="Arial" w:hAnsi="Arial"/>
+          <w:rFonts w:ascii="Arial" w:hAnsi="Arial" w:cs="Arial"/>
           <w:b w:val="0"/>
           <w:i w:val="0"/>
+          <w:color w:val="000000"/>
           <w:sz w:val="22"/>
         </w:rPr>
         <w:t xml:space="preserve"> (i) Mesin (Bukan Semasa) — contohnya stesen editan/kamera yang digunakan untuk pengeluaran video; (ii) Bangunan Pejabat (Bukan Semasa) — contohnya suite editan studio; (iii) Inventori (Semasa) — contohnya storan cakera keras/media pengeluaran; (iv) Belum Terima (Semasa) — contohnya invois projek klien yang belum dijelaskan.</w:t>
@@ -1976,13 +3083,15 @@
     </w:p>
     <w:p>
       <w:pPr>
-        <w:spacing w:after="160"/>
+        <w:spacing w:after="120" w:before="120" w:line="276" w:lineRule="auto"/>
+        <w:jc w:val="left"/>
       </w:pPr>
       <w:r>
         <w:rPr>
-          <w:rFonts w:ascii="Arial" w:hAnsi="Arial"/>
+          <w:rFonts w:ascii="Arial" w:hAnsi="Arial" w:cs="Arial"/>
           <w:b/>
           <w:i w:val="0"/>
+          <w:color w:val="000000"/>
           <w:sz w:val="22"/>
         </w:rPr>
         <w:t>2. Senaraikan dan terangkan empat (4) fungsi sumber manusia yang paling berkesan dalam penggerakan strategik.</w:t>
@@ -1990,22 +3099,25 @@
     </w:p>
     <w:p>
       <w:pPr>
-        <w:spacing w:after="160"/>
+        <w:spacing w:after="120" w:line="276" w:lineRule="auto"/>
+        <w:jc w:val="left"/>
       </w:pPr>
       <w:r>
         <w:rPr>
-          <w:rFonts w:ascii="Arial" w:hAnsi="Arial"/>
+          <w:rFonts w:ascii="Arial" w:hAnsi="Arial" w:cs="Arial"/>
           <w:b w:val="0"/>
           <w:i/>
+          <w:color w:val="000000"/>
           <w:sz w:val="22"/>
         </w:rPr>
         <w:t>Jawapan model:</w:t>
       </w:r>
       <w:r>
         <w:rPr>
-          <w:rFonts w:ascii="Arial" w:hAnsi="Arial"/>
+          <w:rFonts w:ascii="Arial" w:hAnsi="Arial" w:cs="Arial"/>
           <w:b w:val="0"/>
           <w:i w:val="0"/>
+          <w:color w:val="000000"/>
           <w:sz w:val="22"/>
         </w:rPr>
         <w:t xml:space="preserve"> (i) Establish a Vision — HR menyumbang pengetahuan keupayaan organisasi; (ii) Agree on a Mission — HR menentukan kesesuaian budaya dengan misi; (iii) Develop Key Strategies — HR bertanggungjawab terhadap strategi pekerja; (iv) Develop Strategic Goals — HR menetapkan matlamat pendidikan, pengekalan dan prestasi.</w:t>
@@ -2013,13 +3125,15 @@
     </w:p>
     <w:p>
       <w:pPr>
-        <w:spacing w:after="160"/>
+        <w:spacing w:after="120" w:before="120" w:line="276" w:lineRule="auto"/>
+        <w:jc w:val="left"/>
       </w:pPr>
       <w:r>
         <w:rPr>
-          <w:rFonts w:ascii="Arial" w:hAnsi="Arial"/>
+          <w:rFonts w:ascii="Arial" w:hAnsi="Arial" w:cs="Arial"/>
           <w:b/>
           <w:i w:val="0"/>
+          <w:color w:val="000000"/>
           <w:sz w:val="22"/>
         </w:rPr>
         <w:t>3. Nyatakan empat (4) faktor dan terangkan cara merancang pelaksanaan kerja.</w:t>
@@ -2027,22 +3141,25 @@
     </w:p>
     <w:p>
       <w:pPr>
-        <w:spacing w:after="160"/>
+        <w:spacing w:after="120" w:line="276" w:lineRule="auto"/>
+        <w:jc w:val="left"/>
       </w:pPr>
       <w:r>
         <w:rPr>
-          <w:rFonts w:ascii="Arial" w:hAnsi="Arial"/>
+          <w:rFonts w:ascii="Arial" w:hAnsi="Arial" w:cs="Arial"/>
           <w:b w:val="0"/>
           <w:i/>
+          <w:color w:val="000000"/>
           <w:sz w:val="22"/>
         </w:rPr>
         <w:t>Jawapan model:</w:t>
       </w:r>
       <w:r>
         <w:rPr>
-          <w:rFonts w:ascii="Arial" w:hAnsi="Arial"/>
+          <w:rFonts w:ascii="Arial" w:hAnsi="Arial" w:cs="Arial"/>
           <w:b w:val="0"/>
           <w:i w:val="0"/>
+          <w:color w:val="000000"/>
           <w:sz w:val="22"/>
         </w:rPr>
         <w:t xml:space="preserve"> (i) Menugaskan orang kepada semua peranan kerja — contohnya mengesahkan Editor dan Colourist projek; (ii) Memperkenalkan ahli pasukan; (iii) Memberi dan menerangkan tugas kepada semua ahli pasukan; (iv) Menyediakan sistem penjejakan seperti papan tugasan projek.</w:t>
@@ -2050,13 +3167,15 @@
     </w:p>
     <w:p>
       <w:pPr>
-        <w:spacing w:after="160"/>
+        <w:spacing w:after="120" w:before="120" w:line="276" w:lineRule="auto"/>
+        <w:jc w:val="left"/>
       </w:pPr>
       <w:r>
         <w:rPr>
-          <w:rFonts w:ascii="Arial" w:hAnsi="Arial"/>
+          <w:rFonts w:ascii="Arial" w:hAnsi="Arial" w:cs="Arial"/>
           <w:b/>
           <w:i w:val="0"/>
+          <w:color w:val="000000"/>
           <w:sz w:val="22"/>
         </w:rPr>
         <w:t>4. Nyatakan empat (4) faktor yang diperlukan untuk pelaksanaan keputusan yang berkesan.</w:t>
@@ -2064,58 +3183,69 @@
     </w:p>
     <w:p>
       <w:pPr>
-        <w:spacing w:after="160"/>
+        <w:spacing w:after="120" w:line="276" w:lineRule="auto"/>
+        <w:jc w:val="left"/>
       </w:pPr>
       <w:r>
         <w:rPr>
-          <w:rFonts w:ascii="Arial" w:hAnsi="Arial"/>
+          <w:rFonts w:ascii="Arial" w:hAnsi="Arial" w:cs="Arial"/>
           <w:b w:val="0"/>
           <w:i/>
+          <w:color w:val="000000"/>
           <w:sz w:val="22"/>
         </w:rPr>
         <w:t>Jawapan model:</w:t>
       </w:r>
       <w:r>
         <w:rPr>
-          <w:rFonts w:ascii="Arial" w:hAnsi="Arial"/>
+          <w:rFonts w:ascii="Arial" w:hAnsi="Arial" w:cs="Arial"/>
           <w:b w:val="0"/>
           <w:i w:val="0"/>
+          <w:color w:val="000000"/>
           <w:sz w:val="22"/>
         </w:rPr>
         <w:t xml:space="preserve"> (i) Mengetahui hasil kerja anda; (ii) Mengetahui pihak utama yang terlibat dan peranan mereka; (iii) Menetapkan garis masa langkah tindakan yang jelas; (iv) Menyampaikan visi secara konsisten kepada pasukan produksi sepanjang tempoh editan.</w:t>
       </w:r>
     </w:p>
     <w:p>
+      <w:pPr>
+        <w:spacing w:before="120" w:after="120" w:line="276" w:lineRule="auto"/>
+        <w:jc w:val="left"/>
+      </w:pPr>
       <w:r>
         <w:rPr>
-          <w:rFonts w:ascii="Arial" w:hAnsi="Arial"/>
+          <w:rFonts w:ascii="Arial" w:hAnsi="Arial" w:cs="Arial"/>
           <w:b/>
-          <w:sz w:val="24"/>
+          <w:color w:val="000000"/>
+          <w:sz w:val="22"/>
         </w:rPr>
         <w:t>RUJUKAN</w:t>
       </w:r>
       <w:r>
         <w:rPr>
-          <w:rFonts w:ascii="Arial" w:hAnsi="Arial"/>
+          <w:rFonts w:ascii="Arial" w:hAnsi="Arial" w:cs="Arial"/>
           <w:b/>
-          <w:sz w:val="24"/>
+          <w:color w:val="000000"/>
+          <w:sz w:val="22"/>
         </w:rPr>
         <w:t>/</w:t>
       </w:r>
       <w:r>
         <w:rPr>
-          <w:rFonts w:ascii="Arial" w:hAnsi="Arial"/>
+          <w:rFonts w:ascii="Arial" w:hAnsi="Arial" w:cs="Arial"/>
           <w:b/>
           <w:i/>
-          <w:sz w:val="24"/>
+          <w:color w:val="000000"/>
+          <w:sz w:val="22"/>
         </w:rPr>
         <w:t>REFERENCES</w:t>
       </w:r>
       <w:r>
         <w:rPr>
-          <w:rFonts w:ascii="Arial" w:hAnsi="Arial"/>
+          <w:rFonts w:ascii="Arial" w:hAnsi="Arial" w:cs="Arial"/>
           <w:b/>
-          <w:sz w:val="24"/>
+          <w:color w:val="000000"/>
+          <w:sz w:val="22"/>
         </w:rPr>
         <w:t>:</w:t>
       </w:r>
@@ -2123,13 +3253,15 @@
     <w:p/>
     <w:p>
       <w:pPr>
-        <w:spacing w:after="160"/>
+        <w:spacing w:after="120" w:line="276" w:lineRule="auto"/>
+        <w:jc w:val="left"/>
       </w:pPr>
       <w:r>
         <w:rPr>
-          <w:rFonts w:ascii="Arial" w:hAnsi="Arial"/>
+          <w:rFonts w:ascii="Arial" w:hAnsi="Arial" w:cs="Arial"/>
           <w:b w:val="0"/>
           <w:i w:val="0"/>
+          <w:color w:val="000000"/>
           <w:sz w:val="22"/>
         </w:rPr>
         <w:t>1. http://www.multibriefs.com/briefs/exclusive/plan_your_work_and_work_your_plan.html#.VYKKC0YWlpI</w:t>
@@ -2137,13 +3269,15 @@
     </w:p>
     <w:p>
       <w:pPr>
-        <w:spacing w:after="160"/>
+        <w:spacing w:after="120" w:line="276" w:lineRule="auto"/>
+        <w:jc w:val="left"/>
       </w:pPr>
       <w:r>
         <w:rPr>
-          <w:rFonts w:ascii="Arial" w:hAnsi="Arial"/>
+          <w:rFonts w:ascii="Arial" w:hAnsi="Arial" w:cs="Arial"/>
           <w:b w:val="0"/>
           <w:i w:val="0"/>
+          <w:color w:val="000000"/>
           <w:sz w:val="22"/>
         </w:rPr>
         <w:t>2. http://www.dummies.com/how-to/content/how-to-plan-works-execution.html</w:t>
@@ -2151,13 +3285,15 @@
     </w:p>
     <w:p>
       <w:pPr>
-        <w:spacing w:after="160"/>
+        <w:spacing w:after="120" w:line="276" w:lineRule="auto"/>
+        <w:jc w:val="left"/>
       </w:pPr>
       <w:r>
         <w:rPr>
-          <w:rFonts w:ascii="Arial" w:hAnsi="Arial"/>
+          <w:rFonts w:ascii="Arial" w:hAnsi="Arial" w:cs="Arial"/>
           <w:b w:val="0"/>
           <w:i w:val="0"/>
+          <w:color w:val="000000"/>
           <w:sz w:val="22"/>
         </w:rPr>
         <w:t>3. http://www.free-management-ebooks.com/faqpm/principles-14.htm</w:t>
@@ -2165,13 +3301,15 @@
     </w:p>
     <w:p>
       <w:pPr>
-        <w:spacing w:after="160"/>
+        <w:spacing w:after="120" w:line="276" w:lineRule="auto"/>
+        <w:jc w:val="left"/>
       </w:pPr>
       <w:r>
         <w:rPr>
-          <w:rFonts w:ascii="Arial" w:hAnsi="Arial"/>
+          <w:rFonts w:ascii="Arial" w:hAnsi="Arial" w:cs="Arial"/>
           <w:b w:val="0"/>
           <w:i w:val="0"/>
+          <w:color w:val="000000"/>
           <w:sz w:val="22"/>
         </w:rPr>
         <w:t>4. http://www.hr.com/SITEFORUM?&amp;t=/Default/gateway&amp;i=1116423256281&amp;application=story&amp;active=no&amp;ParentID</w:t>
@@ -2244,614 +3382,8 @@
     <w:pPr>
       <w:pStyle w:val="Header"/>
     </w:pPr>
+    <w:r/>
   </w:p>
-  <w:tbl>
-    <w:tblPr>
-      <w:tblW w:type="auto" w:w="0"/>
-      <w:jc w:val="center"/>
-      <w:tblLook w:firstColumn="1" w:firstRow="1" w:lastColumn="0" w:lastRow="0" w:noHBand="0" w:noVBand="1" w:val="04A0"/>
-      <w:tblBorders>
-        <w:top w:val="single" w:sz="4" w:space="0" w:color="000000"/>
-        <w:left w:val="single" w:sz="4" w:space="0" w:color="000000"/>
-        <w:bottom w:val="single" w:sz="4" w:space="0" w:color="000000"/>
-        <w:right w:val="single" w:sz="4" w:space="0" w:color="000000"/>
-        <w:insideH w:val="single" w:sz="4" w:space="0" w:color="000000"/>
-        <w:insideV w:val="single" w:sz="4" w:space="0" w:color="000000"/>
-      </w:tblBorders>
-    </w:tblPr>
-    <w:tblGrid>
-      <w:gridCol w:w="3213"/>
-      <w:gridCol w:w="3213"/>
-      <w:gridCol w:w="3213"/>
-    </w:tblGrid>
-    <w:tr>
-      <w:tc>
-        <w:tcPr>
-          <w:tcW w:type="dxa" w:w="2551"/>
-          <w:vAlign w:val="center"/>
-          <w:tcMar>
-            <w:top w:w="40" w:type="dxa"/>
-            <w:bottom w:w="40" w:type="dxa"/>
-            <w:start w:w="80" w:type="dxa"/>
-            <w:end w:w="80" w:type="dxa"/>
-          </w:tcMar>
-        </w:tcPr>
-        <w:p>
-          <w:pPr>
-            <w:jc w:val="left"/>
-          </w:pPr>
-          <w:r>
-            <w:drawing>
-              <wp:inline xmlns:a="http://schemas.openxmlformats.org/drawingml/2006/main" xmlns:pic="http://schemas.openxmlformats.org/drawingml/2006/picture">
-                <wp:extent cx="885785" cy="1404000"/>
-                <wp:docPr id="1" name="Picture 1"/>
-                <wp:cNvGraphicFramePr>
-                  <a:graphicFrameLocks noChangeAspect="1"/>
-                </wp:cNvGraphicFramePr>
-                <a:graphic>
-                  <a:graphicData uri="http://schemas.openxmlformats.org/drawingml/2006/picture">
-                    <pic:pic>
-                      <pic:nvPicPr>
-                        <pic:cNvPr id="0" name="jpk-logo-official.png"/>
-                        <pic:cNvPicPr/>
-                      </pic:nvPicPr>
-                      <pic:blipFill>
-                        <a:blip r:embed="rId1"/>
-                        <a:stretch>
-                          <a:fillRect/>
-                        </a:stretch>
-                      </pic:blipFill>
-                      <pic:spPr>
-                        <a:xfrm>
-                          <a:off x="0" y="0"/>
-                          <a:ext cx="885785" cy="1404000"/>
-                        </a:xfrm>
-                        <a:prstGeom prst="rect"/>
-                      </pic:spPr>
-                    </pic:pic>
-                  </a:graphicData>
-                </a:graphic>
-              </wp:inline>
-            </w:drawing>
-          </w:r>
-        </w:p>
-      </w:tc>
-      <w:tc>
-        <w:tcPr>
-          <w:tcW w:type="dxa" w:w="2268"/>
-          <w:gridSpan w:val="2"/>
-          <w:tcMar>
-            <w:top w:w="40" w:type="dxa"/>
-            <w:bottom w:w="40" w:type="dxa"/>
-            <w:start w:w="80" w:type="dxa"/>
-            <w:end w:w="80" w:type="dxa"/>
-          </w:tcMar>
-          <w:tcMar>
-            <w:top w:w="40" w:type="dxa"/>
-            <w:bottom w:w="40" w:type="dxa"/>
-            <w:start w:w="80" w:type="dxa"/>
-            <w:end w:w="80" w:type="dxa"/>
-          </w:tcMar>
-        </w:tcPr>
-        <w:p>
-          <w:r/>
-          <w:r>
-            <w:rPr>
-              <w:rFonts w:ascii="Arial" w:hAnsi="Arial"/>
-              <w:b/>
-              <w:sz w:val="22"/>
-            </w:rPr>
-            <w:t>JABATAN PEMBANGUNAN KEMAHIRAN</w:t>
-          </w:r>
-        </w:p>
-        <w:p>
-          <w:r>
-            <w:rPr>
-              <w:rFonts w:ascii="Arial" w:hAnsi="Arial"/>
-              <w:b/>
-              <w:sz w:val="22"/>
-            </w:rPr>
-            <w:t>KEMENTERIAN SUMBER MANUSIA</w:t>
-          </w:r>
-        </w:p>
-        <w:p>
-          <w:r>
-            <w:rPr>
-              <w:rFonts w:ascii="Arial" w:hAnsi="Arial"/>
-              <w:b/>
-              <w:sz w:val="22"/>
-            </w:rPr>
-            <w:t>ARAS 7 &amp; 8 BLOK D4, KOMPLEK D</w:t>
-          </w:r>
-        </w:p>
-        <w:p>
-          <w:r>
-            <w:rPr>
-              <w:rFonts w:ascii="Arial" w:hAnsi="Arial"/>
-              <w:b/>
-              <w:sz w:val="22"/>
-            </w:rPr>
-            <w:t>PUSAT PENTADBIRAN KERAJAAN PERSEKUTUAN</w:t>
-          </w:r>
-        </w:p>
-        <w:p>
-          <w:r>
-            <w:rPr>
-              <w:rFonts w:ascii="Arial" w:hAnsi="Arial"/>
-              <w:b/>
-              <w:sz w:val="22"/>
-            </w:rPr>
-            <w:t>62530 PUTRAJAYA</w:t>
-          </w:r>
-        </w:p>
-        <w:p/>
-        <w:p>
-          <w:r>
-            <w:rPr>
-              <w:rFonts w:ascii="Arial" w:hAnsi="Arial"/>
-              <w:b/>
-              <w:sz w:val="40"/>
-            </w:rPr>
-            <w:t>KERTAS PENERANGAN</w:t>
-          </w:r>
-        </w:p>
-        <w:p>
-          <w:r>
-            <w:rPr>
-              <w:rFonts w:ascii="Arial" w:hAnsi="Arial"/>
-              <w:b/>
-              <w:sz w:val="24"/>
-            </w:rPr>
-            <w:t>(</w:t>
-          </w:r>
-          <w:r>
-            <w:rPr>
-              <w:rFonts w:ascii="Arial" w:hAnsi="Arial"/>
-              <w:b/>
-              <w:i/>
-              <w:sz w:val="24"/>
-            </w:rPr>
-            <w:t>INFORMATION SHEET</w:t>
-          </w:r>
-          <w:r>
-            <w:rPr>
-              <w:rFonts w:ascii="Arial" w:hAnsi="Arial"/>
-              <w:b/>
-              <w:sz w:val="24"/>
-            </w:rPr>
-            <w:t>)</w:t>
-          </w:r>
-        </w:p>
-      </w:tc>
-    </w:tr>
-    <w:tr>
-      <w:tc>
-        <w:tcPr>
-          <w:tcW w:type="dxa" w:w="2551"/>
-          <w:tcMar>
-            <w:top w:w="40" w:type="dxa"/>
-            <w:bottom w:w="40" w:type="dxa"/>
-            <w:start w:w="80" w:type="dxa"/>
-            <w:end w:w="80" w:type="dxa"/>
-          </w:tcMar>
-        </w:tcPr>
-        <w:p>
-          <w:r/>
-          <w:r>
-            <w:rPr>
-              <w:rFonts w:ascii="Arial" w:hAnsi="Arial"/>
-              <w:b/>
-              <w:sz w:val="22"/>
-            </w:rPr>
-            <w:t xml:space="preserve">KOD DAN NAMA PROGRAM / </w:t>
-          </w:r>
-          <w:r>
-            <w:rPr>
-              <w:rFonts w:ascii="Arial" w:hAnsi="Arial"/>
-              <w:b/>
-              <w:i/>
-              <w:sz w:val="22"/>
-            </w:rPr>
-            <w:t>PROGRAM'S CODE AND NAME</w:t>
-          </w:r>
-        </w:p>
-      </w:tc>
-      <w:tc>
-        <w:tcPr>
-          <w:tcW w:type="dxa" w:w="2268"/>
-          <w:gridSpan w:val="2"/>
-          <w:tcMar>
-            <w:top w:w="40" w:type="dxa"/>
-            <w:bottom w:w="40" w:type="dxa"/>
-            <w:start w:w="80" w:type="dxa"/>
-            <w:end w:w="80" w:type="dxa"/>
-          </w:tcMar>
-          <w:tcMar>
-            <w:top w:w="40" w:type="dxa"/>
-            <w:bottom w:w="40" w:type="dxa"/>
-            <w:start w:w="80" w:type="dxa"/>
-            <w:end w:w="80" w:type="dxa"/>
-          </w:tcMar>
-        </w:tcPr>
-        <w:p>
-          <w:r/>
-          <w:r>
-            <w:rPr>
-              <w:rFonts w:ascii="Arial" w:hAnsi="Arial"/>
-              <w:b/>
-              <w:i w:val="0"/>
-              <w:sz w:val="22"/>
-            </w:rPr>
-            <w:t>Z-009-3:2015 CORE ABILITIES (untuk program IT-072-3:2012 VIDEO / FILM (EDITING))</w:t>
-          </w:r>
-        </w:p>
-      </w:tc>
-    </w:tr>
-    <w:tr>
-      <w:tc>
-        <w:tcPr>
-          <w:tcW w:type="dxa" w:w="2551"/>
-          <w:tcMar>
-            <w:top w:w="40" w:type="dxa"/>
-            <w:bottom w:w="40" w:type="dxa"/>
-            <w:start w:w="80" w:type="dxa"/>
-            <w:end w:w="80" w:type="dxa"/>
-          </w:tcMar>
-        </w:tcPr>
-        <w:p>
-          <w:r/>
-          <w:r>
-            <w:rPr>
-              <w:rFonts w:ascii="Arial" w:hAnsi="Arial"/>
-              <w:b/>
-              <w:sz w:val="22"/>
-            </w:rPr>
-            <w:t xml:space="preserve">TAHAP / </w:t>
-          </w:r>
-          <w:r>
-            <w:rPr>
-              <w:rFonts w:ascii="Arial" w:hAnsi="Arial"/>
-              <w:b/>
-              <w:i/>
-              <w:sz w:val="22"/>
-            </w:rPr>
-            <w:t>LEVEL</w:t>
-          </w:r>
-        </w:p>
-      </w:tc>
-      <w:tc>
-        <w:tcPr>
-          <w:tcW w:type="dxa" w:w="2268"/>
-          <w:gridSpan w:val="2"/>
-          <w:tcMar>
-            <w:top w:w="40" w:type="dxa"/>
-            <w:bottom w:w="40" w:type="dxa"/>
-            <w:start w:w="80" w:type="dxa"/>
-            <w:end w:w="80" w:type="dxa"/>
-          </w:tcMar>
-          <w:tcMar>
-            <w:top w:w="40" w:type="dxa"/>
-            <w:bottom w:w="40" w:type="dxa"/>
-            <w:start w:w="80" w:type="dxa"/>
-            <w:end w:w="80" w:type="dxa"/>
-          </w:tcMar>
-        </w:tcPr>
-        <w:p>
-          <w:r/>
-          <w:r>
-            <w:rPr>
-              <w:rFonts w:ascii="Arial" w:hAnsi="Arial"/>
-              <w:b/>
-              <w:i w:val="0"/>
-              <w:sz w:val="22"/>
-            </w:rPr>
-            <w:t>3</w:t>
-          </w:r>
-        </w:p>
-      </w:tc>
-    </w:tr>
-    <w:tr>
-      <w:tc>
-        <w:tcPr>
-          <w:tcW w:type="dxa" w:w="2551"/>
-          <w:tcMar>
-            <w:top w:w="40" w:type="dxa"/>
-            <w:bottom w:w="40" w:type="dxa"/>
-            <w:start w:w="80" w:type="dxa"/>
-            <w:end w:w="80" w:type="dxa"/>
-          </w:tcMar>
-        </w:tcPr>
-        <w:p>
-          <w:r/>
-          <w:r>
-            <w:rPr>
-              <w:rFonts w:ascii="Arial" w:hAnsi="Arial"/>
-              <w:b/>
-              <w:sz w:val="22"/>
-            </w:rPr>
-            <w:t xml:space="preserve">NO. DAN TAJUK KEBOLEHAN TERAS / </w:t>
-          </w:r>
-          <w:r>
-            <w:rPr>
-              <w:rFonts w:ascii="Arial" w:hAnsi="Arial"/>
-              <w:b/>
-              <w:i/>
-              <w:sz w:val="22"/>
-            </w:rPr>
-            <w:t>CORE ABILITY NO. AND TITLE</w:t>
-          </w:r>
-        </w:p>
-      </w:tc>
-      <w:tc>
-        <w:tcPr>
-          <w:tcW w:type="dxa" w:w="2268"/>
-          <w:gridSpan w:val="2"/>
-          <w:tcMar>
-            <w:top w:w="40" w:type="dxa"/>
-            <w:bottom w:w="40" w:type="dxa"/>
-            <w:start w:w="80" w:type="dxa"/>
-            <w:end w:w="80" w:type="dxa"/>
-          </w:tcMar>
-          <w:tcMar>
-            <w:top w:w="40" w:type="dxa"/>
-            <w:bottom w:w="40" w:type="dxa"/>
-            <w:start w:w="80" w:type="dxa"/>
-            <w:end w:w="80" w:type="dxa"/>
-          </w:tcMar>
-        </w:tcPr>
-        <w:p>
-          <w:r/>
-          <w:r>
-            <w:rPr>
-              <w:rFonts w:ascii="Arial" w:hAnsi="Arial"/>
-              <w:b/>
-              <w:i w:val="0"/>
-              <w:sz w:val="22"/>
-            </w:rPr>
-            <w:t>CA05 ADMINISTRATIVE SKILL</w:t>
-          </w:r>
-        </w:p>
-      </w:tc>
-    </w:tr>
-    <w:tr>
-      <w:tc>
-        <w:tcPr>
-          <w:tcW w:type="dxa" w:w="2551"/>
-          <w:tcMar>
-            <w:top w:w="40" w:type="dxa"/>
-            <w:bottom w:w="40" w:type="dxa"/>
-            <w:start w:w="80" w:type="dxa"/>
-            <w:end w:w="80" w:type="dxa"/>
-          </w:tcMar>
-        </w:tcPr>
-        <w:p>
-          <w:r/>
-          <w:r>
-            <w:rPr>
-              <w:rFonts w:ascii="Arial" w:hAnsi="Arial"/>
-              <w:b/>
-              <w:sz w:val="22"/>
-            </w:rPr>
-            <w:t xml:space="preserve">NO. DAN PENYATAAN KEBOLEHAN / </w:t>
-          </w:r>
-          <w:r>
-            <w:rPr>
-              <w:rFonts w:ascii="Arial" w:hAnsi="Arial"/>
-              <w:b/>
-              <w:i/>
-              <w:sz w:val="22"/>
-            </w:rPr>
-            <w:t>ABILITY NO. AND STATEMENT</w:t>
-          </w:r>
-        </w:p>
-      </w:tc>
-      <w:tc>
-        <w:tcPr>
-          <w:tcW w:type="dxa" w:w="2268"/>
-          <w:gridSpan w:val="2"/>
-          <w:tcMar>
-            <w:top w:w="40" w:type="dxa"/>
-            <w:bottom w:w="40" w:type="dxa"/>
-            <w:start w:w="80" w:type="dxa"/>
-            <w:end w:w="80" w:type="dxa"/>
-          </w:tcMar>
-          <w:tcMar>
-            <w:top w:w="40" w:type="dxa"/>
-            <w:bottom w:w="40" w:type="dxa"/>
-            <w:start w:w="80" w:type="dxa"/>
-            <w:end w:w="80" w:type="dxa"/>
-          </w:tcMar>
-        </w:tcPr>
-        <w:p>
-          <w:r/>
-          <w:r>
-            <w:rPr>
-              <w:rFonts w:ascii="Arial" w:hAnsi="Arial"/>
-              <w:b/>
-              <w:i w:val="0"/>
-              <w:sz w:val="22"/>
-            </w:rPr>
-            <w:t>05.01 AWARE OF WORK ASSET USAGE / 05.02 NEGOTIATE ACCEPTANCE AND DELIVERY OF PRODUCTS AND/OR SERVICES / 05.03 IMPLEMENT WORK FORCE RESOURCES PRACTICES</w:t>
-          </w:r>
-        </w:p>
-      </w:tc>
-    </w:tr>
-    <w:tr>
-      <w:tc>
-        <w:tcPr>
-          <w:tcW w:type="dxa" w:w="2551"/>
-          <w:tcMar>
-            <w:top w:w="40" w:type="dxa"/>
-            <w:bottom w:w="40" w:type="dxa"/>
-            <w:start w:w="80" w:type="dxa"/>
-            <w:end w:w="80" w:type="dxa"/>
-          </w:tcMar>
-        </w:tcPr>
-        <w:p>
-          <w:r/>
-          <w:r>
-            <w:rPr>
-              <w:rFonts w:ascii="Arial" w:hAnsi="Arial"/>
-              <w:b/>
-              <w:sz w:val="22"/>
-            </w:rPr>
-            <w:t xml:space="preserve">NO. KOD / </w:t>
-          </w:r>
-          <w:r>
-            <w:rPr>
-              <w:rFonts w:ascii="Arial" w:hAnsi="Arial"/>
-              <w:b/>
-              <w:i/>
-              <w:sz w:val="22"/>
-            </w:rPr>
-            <w:t>CODE NO.</w:t>
-          </w:r>
-        </w:p>
-      </w:tc>
-      <w:tc>
-        <w:tcPr>
-          <w:tcW w:type="dxa" w:w="4819"/>
-          <w:tcMar>
-            <w:top w:w="40" w:type="dxa"/>
-            <w:bottom w:w="40" w:type="dxa"/>
-            <w:start w:w="80" w:type="dxa"/>
-            <w:end w:w="80" w:type="dxa"/>
-          </w:tcMar>
-        </w:tcPr>
-        <w:p>
-          <w:r/>
-          <w:r>
-            <w:rPr>
-              <w:rFonts w:ascii="Arial" w:hAnsi="Arial"/>
-              <w:b/>
-              <w:i w:val="0"/>
-              <w:sz w:val="22"/>
-            </w:rPr>
-            <w:t>Z-009-3:2015-M05/P(1/3)</w:t>
-          </w:r>
-        </w:p>
-      </w:tc>
-      <w:tc>
-        <w:tcPr>
-          <w:tcW w:type="dxa" w:w="2268"/>
-          <w:tcMar>
-            <w:top w:w="40" w:type="dxa"/>
-            <w:bottom w:w="40" w:type="dxa"/>
-            <w:start w:w="80" w:type="dxa"/>
-            <w:end w:w="80" w:type="dxa"/>
-          </w:tcMar>
-        </w:tcPr>
-        <w:p>
-          <w:r/>
-          <w:r>
-            <w:rPr>
-              <w:rFonts w:ascii="Arial" w:hAnsi="Arial"/>
-              <w:b/>
-              <w:sz w:val="22"/>
-            </w:rPr>
-            <w:t xml:space="preserve">Mukasurat / </w:t>
-          </w:r>
-          <w:r>
-            <w:rPr>
-              <w:rFonts w:ascii="Arial" w:hAnsi="Arial"/>
-              <w:b/>
-              <w:i/>
-              <w:sz w:val="22"/>
-            </w:rPr>
-            <w:t>Page</w:t>
-          </w:r>
-          <w:r>
-            <w:rPr>
-              <w:rFonts w:ascii="Arial" w:hAnsi="Arial"/>
-              <w:b/>
-              <w:sz w:val="22"/>
-            </w:rPr>
-            <w:t xml:space="preserve"> : </w:t>
-          </w:r>
-          <w:r>
-            <w:rPr>
-              <w:rFonts w:ascii="Arial" w:hAnsi="Arial"/>
-              <w:b/>
-              <w:sz w:val="22"/>
-            </w:rPr>
-            <w:fldChar w:fldCharType="begin"/>
-            <w:instrText xml:space="preserve">PAGE</w:instrText>
-            <w:fldChar w:fldCharType="separate"/>
-            <w:t>1</w:t>
-            <w:fldChar w:fldCharType="end"/>
-          </w:r>
-        </w:p>
-        <w:p>
-          <w:r>
-            <w:rPr>
-              <w:rFonts w:ascii="Arial" w:hAnsi="Arial"/>
-              <w:b/>
-              <w:sz w:val="22"/>
-            </w:rPr>
-            <w:t xml:space="preserve">Drpd / </w:t>
-          </w:r>
-          <w:r>
-            <w:rPr>
-              <w:rFonts w:ascii="Arial" w:hAnsi="Arial"/>
-              <w:b/>
-              <w:i/>
-              <w:sz w:val="22"/>
-            </w:rPr>
-            <w:t>of</w:t>
-          </w:r>
-          <w:r>
-            <w:rPr>
-              <w:rFonts w:ascii="Arial" w:hAnsi="Arial"/>
-              <w:b/>
-              <w:sz w:val="22"/>
-            </w:rPr>
-            <w:t xml:space="preserve"> : </w:t>
-          </w:r>
-          <w:r>
-            <w:rPr>
-              <w:rFonts w:ascii="Arial" w:hAnsi="Arial"/>
-              <w:b/>
-              <w:sz w:val="22"/>
-            </w:rPr>
-            <w:fldChar w:fldCharType="begin"/>
-            <w:instrText xml:space="preserve">NUMPAGES</w:instrText>
-            <w:fldChar w:fldCharType="separate"/>
-            <w:t>1</w:t>
-            <w:fldChar w:fldCharType="end"/>
-          </w:r>
-        </w:p>
-      </w:tc>
-    </w:tr>
-    <w:tr>
-      <w:tc>
-        <w:tcPr>
-          <w:tcW w:type="dxa" w:w="2268"/>
-          <w:gridSpan w:val="3"/>
-          <w:tcMar>
-            <w:top w:w="40" w:type="dxa"/>
-            <w:bottom w:w="40" w:type="dxa"/>
-            <w:start w:w="80" w:type="dxa"/>
-            <w:end w:w="80" w:type="dxa"/>
-          </w:tcMar>
-          <w:tcMar>
-            <w:top w:w="40" w:type="dxa"/>
-            <w:bottom w:w="40" w:type="dxa"/>
-            <w:start w:w="80" w:type="dxa"/>
-            <w:end w:w="80" w:type="dxa"/>
-          </w:tcMar>
-          <w:tcMar>
-            <w:top w:w="40" w:type="dxa"/>
-            <w:bottom w:w="40" w:type="dxa"/>
-            <w:start w:w="80" w:type="dxa"/>
-            <w:end w:w="80" w:type="dxa"/>
-          </w:tcMar>
-        </w:tcPr>
-        <w:p>
-          <w:r/>
-        </w:p>
-      </w:tc>
-    </w:tr>
-  </w:tbl>
 </w:hdr>
 </file>
 
